--- a/screenshotsv1.docx
+++ b/screenshotsv1.docx
@@ -4,7 +4,7 @@
   <w:body>
     <w:p>
       <w:pPr>
-        <w:pStyle w:val="140"/>
+        <w:pStyle w:val="828"/>
         <w:pBdr/>
         <w:spacing/>
         <w:ind/>
@@ -49,7 +49,7 @@
                         <pic:nvPr/>
                       </pic:nvPicPr>
                       <pic:blipFill rotWithShape="1">
-                        <a:blip r:embed="rId8"/>
+                        <a:blip r:embed="rId9"/>
                         <a:stretch/>
                       </pic:blipFill>
                       <pic:spPr bwMode="auto">
@@ -89,7 +89,7 @@
                 <o:lock v:ext="edit" aspectratio="t"/>
               </v:shapetype>
               <v:shape id="_x0000_i0" o:spid="_x0000_s0" type="#_x0000_t75" style="width:200.25pt;height:200.25pt;mso-wrap-distance-left:0.00pt;mso-wrap-distance-top:0.00pt;mso-wrap-distance-right:0.00pt;mso-wrap-distance-bottom:0.00pt;z-index:1;" stroked="false">
-                <v:imagedata r:id="rId8" o:title=""/>
+                <v:imagedata r:id="rId9" o:title=""/>
                 <o:lock v:ext="edit" rotation="t"/>
               </v:shape>
             </w:pict>
@@ -98,10 +98,9 @@
       </w:r>
       <w:r>
         <w:rPr>
-          <w:lang w:val="en-US"/>
+          <w:highlight w:val="none"/>
         </w:rPr>
       </w:r>
-      <w:r/>
       <w:r>
         <w:rPr>
           <w:highlight w:val="none"/>
@@ -135,7 +134,7 @@
     </w:p>
     <w:p>
       <w:pPr>
-        <w:pStyle w:val="140"/>
+        <w:pStyle w:val="828"/>
         <w:pBdr/>
         <w:spacing/>
         <w:ind/>
@@ -155,6 +154,11 @@
           <w:highlight w:val="none"/>
         </w:rPr>
       </w:r>
+      <w:r>
+        <w:rPr>
+          <w:highlight w:val="none"/>
+        </w:rPr>
+      </w:r>
     </w:p>
     <w:p>
       <w:pPr>
@@ -169,11 +173,6 @@
         <w:rPr>
           <w:highlight w:val="none"/>
           <w:lang w:val="en-US"/>
-        </w:rPr>
-      </w:r>
-      <w:r>
-        <w:rPr>
-          <w:highlight w:val="none"/>
         </w:rPr>
       </w:r>
       <w:r>
@@ -198,7 +197,7 @@
                         <pic:nvPr/>
                       </pic:nvPicPr>
                       <pic:blipFill rotWithShape="1">
-                        <a:blip r:embed="rId9"/>
+                        <a:blip r:embed="rId10"/>
                         <a:stretch/>
                       </pic:blipFill>
                       <pic:spPr bwMode="auto">
@@ -238,7 +237,7 @@
                 <o:lock v:ext="edit" aspectratio="t"/>
               </v:shapetype>
               <v:shape id="_x0000_i1" o:spid="_x0000_s1" type="#_x0000_t75" style="width:318.75pt;height:145.50pt;mso-wrap-distance-left:0.00pt;mso-wrap-distance-top:0.00pt;mso-wrap-distance-right:0.00pt;mso-wrap-distance-bottom:0.00pt;z-index:1;" stroked="false">
-                <v:imagedata r:id="rId9" o:title=""/>
+                <v:imagedata r:id="rId10" o:title=""/>
                 <o:lock v:ext="edit" rotation="t"/>
               </v:shape>
             </w:pict>
@@ -250,7 +249,11 @@
           <w:highlight w:val="none"/>
         </w:rPr>
       </w:r>
-      <w:r/>
+      <w:r>
+        <w:rPr>
+          <w:highlight w:val="none"/>
+        </w:rPr>
+      </w:r>
     </w:p>
     <w:p>
       <w:pPr>
@@ -259,13 +262,12 @@
         <w:ind/>
         <w:rPr/>
       </w:pPr>
-      <w:r/>
       <w:r/>
       <w:r/>
     </w:p>
     <w:p>
       <w:pPr>
-        <w:pStyle w:val="140"/>
+        <w:pStyle w:val="828"/>
         <w:pBdr/>
         <w:spacing/>
         <w:ind/>
@@ -289,11 +291,10 @@
       </w:pPr>
       <w:r/>
       <w:r/>
-      <w:r/>
     </w:p>
     <w:p>
       <w:pPr>
-        <w:pStyle w:val="140"/>
+        <w:pStyle w:val="828"/>
         <w:pBdr/>
         <w:spacing/>
         <w:ind/>
@@ -345,7 +346,7 @@
                         <pic:nvPr/>
                       </pic:nvPicPr>
                       <pic:blipFill rotWithShape="1">
-                        <a:blip r:embed="rId10"/>
+                        <a:blip r:embed="rId11"/>
                         <a:stretch/>
                       </pic:blipFill>
                       <pic:spPr bwMode="auto">
@@ -385,18 +386,22 @@
                 <o:lock v:ext="edit" aspectratio="t"/>
               </v:shapetype>
               <v:shape id="_x0000_i2" o:spid="_x0000_s2" type="#_x0000_t75" style="width:467.75pt;height:306.11pt;mso-wrap-distance-left:0.00pt;mso-wrap-distance-top:0.00pt;mso-wrap-distance-right:0.00pt;mso-wrap-distance-bottom:0.00pt;z-index:1;" stroked="false">
-                <v:imagedata r:id="rId10" o:title=""/>
+                <v:imagedata r:id="rId11" o:title=""/>
                 <o:lock v:ext="edit" rotation="t"/>
               </v:shape>
             </w:pict>
           </mc:Fallback>
         </mc:AlternateContent>
       </w:r>
-      <w:r/>
+      <w:r>
+        <w:rPr>
+          <w:highlight w:val="none"/>
+        </w:rPr>
+      </w:r>
     </w:p>
     <w:p>
       <w:pPr>
-        <w:pStyle w:val="140"/>
+        <w:pStyle w:val="828"/>
         <w:pBdr/>
         <w:spacing/>
         <w:ind/>
@@ -448,7 +453,7 @@
                         <pic:nvPr/>
                       </pic:nvPicPr>
                       <pic:blipFill rotWithShape="1">
-                        <a:blip r:embed="rId11"/>
+                        <a:blip r:embed="rId12"/>
                         <a:stretch/>
                       </pic:blipFill>
                       <pic:spPr bwMode="auto">
@@ -488,7 +493,7 @@
                 <o:lock v:ext="edit" aspectratio="t"/>
               </v:shapetype>
               <v:shape id="_x0000_i3" o:spid="_x0000_s3" type="#_x0000_t75" style="width:467.75pt;height:80.95pt;mso-wrap-distance-left:0.00pt;mso-wrap-distance-top:0.00pt;mso-wrap-distance-right:0.00pt;mso-wrap-distance-bottom:0.00pt;z-index:1;" stroked="false">
-                <v:imagedata r:id="rId11" o:title=""/>
+                <v:imagedata r:id="rId12" o:title=""/>
                 <o:lock v:ext="edit" rotation="t"/>
               </v:shape>
             </w:pict>
@@ -498,7 +503,6 @@
       <w:r>
         <w:rPr>
           <w:highlight w:val="none"/>
-          <w:lang w:val="en-US"/>
         </w:rPr>
       </w:r>
       <w:r>
@@ -506,14 +510,15 @@
           <w:highlight w:val="none"/>
         </w:rPr>
       </w:r>
-      <w:r/>
     </w:p>
     <w:p>
       <w:pPr>
         <w:pBdr/>
         <w:spacing/>
         <w:ind/>
-        <w:rPr/>
+        <w:rPr>
+          <w:highlight w:val="none"/>
+        </w:rPr>
       </w:pPr>
       <w:r>
         <w:rPr>
@@ -542,7 +547,7 @@
                         <pic:nvPr/>
                       </pic:nvPicPr>
                       <pic:blipFill rotWithShape="1">
-                        <a:blip r:embed="rId12"/>
+                        <a:blip r:embed="rId13"/>
                         <a:stretch/>
                       </pic:blipFill>
                       <pic:spPr bwMode="auto">
@@ -582,13 +587,410 @@
                 <o:lock v:ext="edit" aspectratio="t"/>
               </v:shapetype>
               <v:shape id="_x0000_i4" o:spid="_x0000_s4" type="#_x0000_t75" style="width:467.75pt;height:113.35pt;mso-wrap-distance-left:0.00pt;mso-wrap-distance-top:0.00pt;mso-wrap-distance-right:0.00pt;mso-wrap-distance-bottom:0.00pt;z-index:1;" stroked="false">
-                <v:imagedata r:id="rId12" o:title=""/>
+                <v:imagedata r:id="rId13" o:title=""/>
                 <o:lock v:ext="edit" rotation="t"/>
               </v:shape>
             </w:pict>
           </mc:Fallback>
         </mc:AlternateContent>
       </w:r>
+      <w:r>
+        <w:rPr>
+          <w:highlight w:val="none"/>
+        </w:rPr>
+      </w:r>
+      <w:r/>
+    </w:p>
+    <w:p>
+      <w:pPr>
+        <w:pStyle w:val="828"/>
+        <w:pBdr/>
+        <w:spacing/>
+        <w:ind/>
+        <w:rPr/>
+      </w:pPr>
+      <w:r>
+        <w:rPr>
+          <w:highlight w:val="none"/>
+          <w:lang w:val="en-US"/>
+        </w:rPr>
+        <w:t xml:space="preserve">COnfusion matrix and results</w:t>
+      </w:r>
+      <w:r/>
+    </w:p>
+    <w:p>
+      <w:pPr>
+        <w:pBdr/>
+        <w:spacing/>
+        <w:ind/>
+        <w:rPr/>
+      </w:pPr>
+      <w:r>
+        <w:rPr>
+          <w:highlight w:val="none"/>
+        </w:rPr>
+      </w:r>
+      <w:r>
+        <w:rPr>
+          <w:highlight w:val="none"/>
+        </w:rPr>
+      </w:r>
+      <w:r>
+        <w:rPr>
+          <w:highlight w:val="none"/>
+        </w:rPr>
+      </w:r>
+    </w:p>
+    <w:p>
+      <w:pPr>
+        <w:pBdr/>
+        <w:spacing/>
+        <w:ind/>
+        <w:rPr>
+          <w:highlight w:val="none"/>
+        </w:rPr>
+      </w:pPr>
+      <w:r>
+        <mc:AlternateContent>
+          <mc:Choice Requires="wpg">
+            <w:drawing>
+              <wp:inline xmlns:wp="http://schemas.openxmlformats.org/drawingml/2006/wordprocessingDrawing" distT="0" distB="0" distL="0" distR="0">
+                <wp:extent cx="4600575" cy="2371725"/>
+                <wp:effectExtent l="0" t="0" r="0" b="0"/>
+                <wp:docPr id="6" name=""/>
+                <wp:cNvGraphicFramePr>
+                  <a:graphicFrameLocks xmlns:a="http://schemas.openxmlformats.org/drawingml/2006/main" noChangeAspect="1"/>
+                </wp:cNvGraphicFramePr>
+                <a:graphic xmlns:a="http://schemas.openxmlformats.org/drawingml/2006/main">
+                  <a:graphicData uri="http://schemas.openxmlformats.org/drawingml/2006/picture">
+                    <pic:pic xmlns:pic="http://schemas.openxmlformats.org/drawingml/2006/picture">
+                      <pic:nvPicPr>
+                        <pic:cNvPr id="1351513638" name=""/>
+                        <pic:cNvPicPr>
+                          <a:picLocks noChangeAspect="1"/>
+                        </pic:cNvPicPr>
+                        <pic:nvPr/>
+                      </pic:nvPicPr>
+                      <pic:blipFill rotWithShape="1">
+                        <a:blip r:embed="rId14"/>
+                        <a:stretch/>
+                      </pic:blipFill>
+                      <pic:spPr bwMode="auto">
+                        <a:xfrm>
+                          <a:off x="0" y="0"/>
+                          <a:ext cx="4600575" cy="2371724"/>
+                        </a:xfrm>
+                        <a:prstGeom prst="rect">
+                          <a:avLst/>
+                        </a:prstGeom>
+                      </pic:spPr>
+                    </pic:pic>
+                  </a:graphicData>
+                </a:graphic>
+              </wp:inline>
+            </w:drawing>
+          </mc:Choice>
+          <mc:Fallback>
+            <w:pict>
+              <v:shapetype id="_x0000_t75" coordsize="21600,21600" o:spt="75" o:preferrelative="t" path="m@4@5l@4@11@9@11@9@5xe" filled="f" stroked="f">
+                <v:stroke joinstyle="miter"/>
+                <v:formulas>
+                  <v:f eqn="if lineDrawn pixelLineWidth 0"/>
+                  <v:f eqn="sum @0 1 0"/>
+                  <v:f eqn="sum 0 0 @1"/>
+                  <v:f eqn="prod @2 1 2"/>
+                  <v:f eqn="prod @3 21600 pixelWidth"/>
+                  <v:f eqn="prod @3 21600 pixelHeight"/>
+                  <v:f eqn="sum @0 0 1"/>
+                  <v:f eqn="prod @6 1 2"/>
+                  <v:f eqn="prod @7 21600 pixelWidth"/>
+                  <v:f eqn="sum @8 21600 0"/>
+                  <v:f eqn="prod @7 21600 pixelHeight"/>
+                  <v:f eqn="sum @10 21600 0"/>
+                </v:formulas>
+                <v:path o:extrusionok="f" gradientshapeok="t" o:connecttype="rect"/>
+                <o:lock v:ext="edit" aspectratio="t"/>
+              </v:shapetype>
+              <v:shape id="_x0000_i5" o:spid="_x0000_s5" type="#_x0000_t75" style="width:362.25pt;height:186.75pt;mso-wrap-distance-left:0.00pt;mso-wrap-distance-top:0.00pt;mso-wrap-distance-right:0.00pt;mso-wrap-distance-bottom:0.00pt;z-index:1;" stroked="false">
+                <v:imagedata r:id="rId14" o:title=""/>
+                <o:lock v:ext="edit" rotation="t"/>
+              </v:shape>
+            </w:pict>
+          </mc:Fallback>
+        </mc:AlternateContent>
+      </w:r>
+      <w:r>
+        <w:rPr>
+          <w:highlight w:val="none"/>
+          <w:lang w:val="en-US"/>
+        </w:rPr>
+      </w:r>
+      <w:r>
+        <w:rPr>
+          <w:highlight w:val="none"/>
+        </w:rPr>
+      </w:r>
+      <w:r>
+        <w:rPr>
+          <w:highlight w:val="none"/>
+        </w:rPr>
+      </w:r>
+    </w:p>
+    <w:p>
+      <w:pPr>
+        <w:pStyle w:val="829"/>
+        <w:pBdr>
+          <w:top w:val="none" w:color="000000" w:sz="4" w:space="0"/>
+          <w:left w:val="none" w:color="000000" w:sz="4" w:space="0"/>
+          <w:bottom w:val="none" w:color="000000" w:sz="4" w:space="0"/>
+          <w:right w:val="none" w:color="000000" w:sz="4" w:space="0"/>
+        </w:pBdr>
+        <w:spacing/>
+        <w:ind w:right="0" w:firstLine="0" w:left="0"/>
+        <w:rPr/>
+      </w:pPr>
+      <w:r>
+        <w:rPr>
+          <w:rFonts w:ascii="Times New Roman" w:hAnsi="Times New Roman" w:eastAsia="Times New Roman" w:cs="Times New Roman"/>
+          <w:b/>
+          <w:color w:val="000000"/>
+          <w:sz w:val="28"/>
+        </w:rPr>
+        <w:t xml:space="preserve"> Interpreting Your ML Results</w:t>
+      </w:r>
+      <w:r/>
+    </w:p>
+    <w:p>
+      <w:pPr>
+        <w:pBdr>
+          <w:top w:val="none" w:color="000000" w:sz="4" w:space="0"/>
+          <w:left w:val="none" w:color="000000" w:sz="4" w:space="0"/>
+          <w:bottom w:val="none" w:color="000000" w:sz="4" w:space="0"/>
+          <w:right w:val="none" w:color="000000" w:sz="4" w:space="0"/>
+        </w:pBdr>
+        <w:spacing/>
+        <w:ind w:right="0" w:firstLine="0" w:left="0"/>
+        <w:rPr/>
+      </w:pPr>
+      <w:r>
+        <w:rPr>
+          <w:rFonts w:ascii="Times New Roman" w:hAnsi="Times New Roman" w:eastAsia="Times New Roman" w:cs="Times New Roman"/>
+          <w:color w:val="000000"/>
+          <w:sz w:val="24"/>
+        </w:rPr>
+        <w:t xml:space="preserve">The grid at the top is your </w:t>
+      </w:r>
+      <w:r>
+        <w:rPr>
+          <w:rFonts w:ascii="Times New Roman" w:hAnsi="Times New Roman" w:eastAsia="Times New Roman" w:cs="Times New Roman"/>
+          <w:b/>
+          <w:color w:val="000000"/>
+          <w:sz w:val="24"/>
+        </w:rPr>
+        <w:t xml:space="preserve">Confusion Matrix</w:t>
+      </w:r>
+      <w:r>
+        <w:rPr>
+          <w:rFonts w:ascii="Times New Roman" w:hAnsi="Times New Roman" w:eastAsia="Times New Roman" w:cs="Times New Roman"/>
+          <w:color w:val="000000"/>
+          <w:sz w:val="24"/>
+        </w:rPr>
+        <w:t xml:space="preserve">. It represents what the model predicted versus what the traffic actually was. Here is the breakdown:</w:t>
+      </w:r>
+      <w:r/>
+    </w:p>
+    <w:p>
+      <w:pPr>
+        <w:pStyle w:val="890"/>
+        <w:numPr>
+          <w:ilvl w:val="0"/>
+          <w:numId w:val="1"/>
+        </w:numPr>
+        <w:pBdr>
+          <w:top w:val="none" w:color="000000" w:sz="4" w:space="0"/>
+          <w:left w:val="none" w:color="000000" w:sz="4" w:space="0"/>
+          <w:bottom w:val="none" w:color="000000" w:sz="4" w:space="0"/>
+          <w:right w:val="none" w:color="000000" w:sz="4" w:space="0"/>
+        </w:pBdr>
+        <w:spacing/>
+        <w:ind w:right="0"/>
+        <w:rPr/>
+      </w:pPr>
+      <w:r>
+        <w:rPr>
+          <w:rFonts w:ascii="Times New Roman" w:hAnsi="Times New Roman" w:eastAsia="Times New Roman" w:cs="Times New Roman"/>
+          <w:b/>
+          <w:color w:val="000000"/>
+          <w:sz w:val="24"/>
+        </w:rPr>
+        <w:t xml:space="preserve">Top-Left (417,802) - True Negatives:</w:t>
+      </w:r>
+      <w:r>
+        <w:rPr>
+          <w:rFonts w:ascii="Times New Roman" w:hAnsi="Times New Roman" w:eastAsia="Times New Roman" w:cs="Times New Roman"/>
+          <w:color w:val="000000"/>
+          <w:sz w:val="24"/>
+        </w:rPr>
+        <w:t xml:space="preserve"> The model correctly looked at 417,802 normal packets and said "this is Benign."</w:t>
+      </w:r>
+      <w:r/>
+    </w:p>
+    <w:p>
+      <w:pPr>
+        <w:pStyle w:val="890"/>
+        <w:numPr>
+          <w:ilvl w:val="0"/>
+          <w:numId w:val="1"/>
+        </w:numPr>
+        <w:pBdr>
+          <w:top w:val="none" w:color="000000" w:sz="4" w:space="0"/>
+          <w:left w:val="none" w:color="000000" w:sz="4" w:space="0"/>
+          <w:bottom w:val="none" w:color="000000" w:sz="4" w:space="0"/>
+          <w:right w:val="none" w:color="000000" w:sz="4" w:space="0"/>
+        </w:pBdr>
+        <w:spacing/>
+        <w:ind w:right="0"/>
+        <w:rPr/>
+      </w:pPr>
+      <w:r>
+        <w:rPr>
+          <w:rFonts w:ascii="Times New Roman" w:hAnsi="Times New Roman" w:eastAsia="Times New Roman" w:cs="Times New Roman"/>
+          <w:b/>
+          <w:color w:val="000000"/>
+          <w:sz w:val="24"/>
+        </w:rPr>
+        <w:t xml:space="preserve">Bottom-Right (84,272) - True Positives:</w:t>
+      </w:r>
+      <w:r>
+        <w:rPr>
+          <w:rFonts w:ascii="Times New Roman" w:hAnsi="Times New Roman" w:eastAsia="Times New Roman" w:cs="Times New Roman"/>
+          <w:color w:val="000000"/>
+          <w:sz w:val="24"/>
+        </w:rPr>
+        <w:t xml:space="preserve"> The model correctly caught 84,272 actual attacks.</w:t>
+      </w:r>
+      <w:r/>
+    </w:p>
+    <w:p>
+      <w:pPr>
+        <w:pStyle w:val="890"/>
+        <w:numPr>
+          <w:ilvl w:val="0"/>
+          <w:numId w:val="1"/>
+        </w:numPr>
+        <w:pBdr>
+          <w:top w:val="none" w:color="000000" w:sz="4" w:space="0"/>
+          <w:left w:val="none" w:color="000000" w:sz="4" w:space="0"/>
+          <w:bottom w:val="none" w:color="000000" w:sz="4" w:space="0"/>
+          <w:right w:val="none" w:color="000000" w:sz="4" w:space="0"/>
+        </w:pBdr>
+        <w:spacing/>
+        <w:ind w:right="0"/>
+        <w:rPr/>
+      </w:pPr>
+      <w:r>
+        <w:rPr>
+          <w:rFonts w:ascii="Times New Roman" w:hAnsi="Times New Roman" w:eastAsia="Times New Roman" w:cs="Times New Roman"/>
+          <w:b/>
+          <w:color w:val="000000"/>
+          <w:sz w:val="24"/>
+        </w:rPr>
+        <w:t xml:space="preserve">Top-Right (895) - False Positives (False Alarms):</w:t>
+      </w:r>
+      <w:r>
+        <w:rPr>
+          <w:rFonts w:ascii="Times New Roman" w:hAnsi="Times New Roman" w:eastAsia="Times New Roman" w:cs="Times New Roman"/>
+          <w:color w:val="000000"/>
+          <w:sz w:val="24"/>
+        </w:rPr>
+        <w:t xml:space="preserve"> The model accidentally flagged 895 normal packets as an attack.</w:t>
+      </w:r>
+      <w:r/>
+    </w:p>
+    <w:p>
+      <w:pPr>
+        <w:pStyle w:val="890"/>
+        <w:numPr>
+          <w:ilvl w:val="0"/>
+          <w:numId w:val="1"/>
+        </w:numPr>
+        <w:pBdr>
+          <w:top w:val="none" w:color="000000" w:sz="4" w:space="0"/>
+          <w:left w:val="none" w:color="000000" w:sz="4" w:space="0"/>
+          <w:bottom w:val="none" w:color="000000" w:sz="4" w:space="0"/>
+          <w:right w:val="none" w:color="000000" w:sz="4" w:space="0"/>
+        </w:pBdr>
+        <w:spacing/>
+        <w:ind w:right="0"/>
+        <w:rPr/>
+      </w:pPr>
+      <w:r>
+        <w:rPr>
+          <w:rFonts w:ascii="Times New Roman" w:hAnsi="Times New Roman" w:eastAsia="Times New Roman" w:cs="Times New Roman"/>
+          <w:b/>
+          <w:color w:val="000000"/>
+          <w:sz w:val="24"/>
+        </w:rPr>
+        <w:t xml:space="preserve">Bottom-Left (1182) - False Negatives (Missed Attacks):</w:t>
+      </w:r>
+      <w:r>
+        <w:rPr>
+          <w:rFonts w:ascii="Times New Roman" w:hAnsi="Times New Roman" w:eastAsia="Times New Roman" w:cs="Times New Roman"/>
+          <w:color w:val="000000"/>
+          <w:sz w:val="24"/>
+        </w:rPr>
+        <w:t xml:space="preserve"> 1182 attacks slipped past the model undetected.</w:t>
+      </w:r>
+      <w:r/>
+    </w:p>
+    <w:p>
+      <w:pPr>
+        <w:pBdr>
+          <w:top w:val="none" w:color="000000" w:sz="4" w:space="0"/>
+          <w:left w:val="none" w:color="000000" w:sz="4" w:space="0"/>
+          <w:bottom w:val="none" w:color="000000" w:sz="4" w:space="0"/>
+          <w:right w:val="none" w:color="000000" w:sz="4" w:space="0"/>
+        </w:pBdr>
+        <w:spacing/>
+        <w:ind w:right="0" w:firstLine="0" w:left="0"/>
+        <w:rPr/>
+      </w:pPr>
+      <w:r>
+        <w:rPr>
+          <w:rFonts w:ascii="Times New Roman" w:hAnsi="Times New Roman" w:eastAsia="Times New Roman" w:cs="Times New Roman"/>
+          <w:b/>
+          <w:color w:val="000000"/>
+          <w:sz w:val="24"/>
+        </w:rPr>
+        <w:t xml:space="preserve">Why this is brilliant for your report:</w:t>
+      </w:r>
+      <w:r>
+        <w:rPr>
+          <w:rFonts w:ascii="Times New Roman" w:hAnsi="Times New Roman" w:eastAsia="Times New Roman" w:cs="Times New Roman"/>
+          <w:color w:val="000000"/>
+          <w:sz w:val="24"/>
+        </w:rPr>
+        <w:t xml:space="preserve"> In cybersecurity, an IDS is heavily judged by its "False Positive" rate. If an IDS throws thousands of fake alerts, IT teams get "alert fatigue" and turn it off. Your model processed over 500,000 traffic flows and only generated 895 false alarms! With an </w:t>
+      </w:r>
+      <w:r>
+        <w:rPr>
+          <w:rFonts w:ascii="Times New Roman" w:hAnsi="Times New Roman" w:eastAsia="Times New Roman" w:cs="Times New Roman"/>
+          <w:color w:val="000000"/>
+          <w:sz w:val="24"/>
+        </w:rPr>
+        <w:t xml:space="preserve">F1-Score of 0.99 (99%), this proves your lightweight "Intersection Strategy" of using only 7 features was incredibly successful.</w:t>
+      </w:r>
+      <w:r/>
+    </w:p>
+    <w:p>
+      <w:pPr>
+        <w:pBdr/>
+        <w:spacing/>
+        <w:ind/>
+        <w:rPr>
+          <w:highlight w:val="none"/>
+        </w:rPr>
+      </w:pPr>
       <w:r>
         <w:rPr>
           <w:highlight w:val="none"/>
@@ -627,7 +1029,6 @@
         <w:ind/>
         <w:rPr/>
       </w:pPr>
-      <w:r/>
       <w:r>
         <w:separator/>
       </w:r>
@@ -642,7 +1043,6 @@
         <w:ind/>
         <w:rPr/>
       </w:pPr>
-      <w:r/>
       <w:r>
         <w:continuationSeparator/>
       </w:r>
@@ -662,7 +1062,6 @@
         <w:ind/>
         <w:rPr/>
       </w:pPr>
-      <w:r/>
       <w:r>
         <w:separator/>
       </w:r>
@@ -677,7 +1076,6 @@
         <w:ind/>
         <w:rPr/>
       </w:pPr>
-      <w:r/>
       <w:r>
         <w:continuationSeparator/>
       </w:r>
@@ -685,6 +1083,161 @@
     </w:p>
   </w:footnote>
 </w:footnotes>
+</file>
+
+<file path=word/numbering.xml><?xml version="1.0" encoding="utf-8"?>
+<w:numbering xmlns:wpc="http://schemas.microsoft.com/office/word/2010/wordprocessingCanvas" xmlns:mc="http://schemas.openxmlformats.org/markup-compatibility/2006" xmlns:o="urn:schemas-microsoft-com:office:office" xmlns:r="http://schemas.openxmlformats.org/officeDocument/2006/relationships" xmlns:m="http://schemas.openxmlformats.org/officeDocument/2006/math" xmlns:v="urn:schemas-microsoft-com:vml" xmlns:wp14="http://schemas.microsoft.com/office/word/2010/wordprocessingDrawing" xmlns:wp="http://schemas.openxmlformats.org/drawingml/2006/wordprocessingDrawing" xmlns:w10="urn:schemas-microsoft-com:office:word" xmlns:w="http://schemas.openxmlformats.org/wordprocessingml/2006/main" xmlns:w14="http://schemas.microsoft.com/office/word/2010/wordml" xmlns:w15="http://schemas.microsoft.com/office/word/2012/wordml" xmlns:wpg="http://schemas.microsoft.com/office/word/2010/wordprocessingGroup" xmlns:wpi="http://schemas.microsoft.com/office/word/2010/wordprocessingInk" xmlns:wne="http://schemas.microsoft.com/office/word/2006/wordml" xmlns:wps="http://schemas.microsoft.com/office/word/2010/wordprocessingShape" mc:Ignorable="w14 w15 wp14">
+  <w:abstractNum w:abstractNumId="0">
+    <w:nsid w:val="5E5B43BF"/>
+    <w:lvl w:ilvl="0">
+      <w:isLgl w:val="false"/>
+      <w:lvlJc w:val="left"/>
+      <w:lvlText w:val="·"/>
+      <w:numFmt w:val="bullet"/>
+      <w:pPr>
+        <w:pBdr/>
+        <w:spacing/>
+        <w:ind w:hanging="360" w:left="709"/>
+      </w:pPr>
+      <w:rPr>
+        <w:rFonts w:hint="default" w:ascii="Symbol" w:hAnsi="Symbol" w:eastAsia="Symbol" w:cs="Symbol"/>
+      </w:rPr>
+      <w:start w:val="1"/>
+      <w:suff w:val="tab"/>
+    </w:lvl>
+    <w:lvl w:ilvl="1">
+      <w:isLgl w:val="false"/>
+      <w:lvlJc w:val="left"/>
+      <w:lvlText w:val="o"/>
+      <w:numFmt w:val="bullet"/>
+      <w:pPr>
+        <w:pBdr/>
+        <w:spacing/>
+        <w:ind w:hanging="360" w:left="1429"/>
+      </w:pPr>
+      <w:rPr>
+        <w:rFonts w:hint="default" w:ascii="Courier New" w:hAnsi="Courier New" w:eastAsia="Courier New" w:cs="Courier New"/>
+      </w:rPr>
+      <w:start w:val="1"/>
+      <w:suff w:val="tab"/>
+    </w:lvl>
+    <w:lvl w:ilvl="2">
+      <w:isLgl w:val="false"/>
+      <w:lvlJc w:val="left"/>
+      <w:lvlText w:val="§"/>
+      <w:numFmt w:val="bullet"/>
+      <w:pPr>
+        <w:pBdr/>
+        <w:spacing/>
+        <w:ind w:hanging="360" w:left="2149"/>
+      </w:pPr>
+      <w:rPr>
+        <w:rFonts w:hint="default" w:ascii="Wingdings" w:hAnsi="Wingdings" w:eastAsia="Wingdings" w:cs="Wingdings"/>
+      </w:rPr>
+      <w:start w:val="1"/>
+      <w:suff w:val="tab"/>
+    </w:lvl>
+    <w:lvl w:ilvl="3">
+      <w:isLgl w:val="false"/>
+      <w:lvlJc w:val="left"/>
+      <w:lvlText w:val="·"/>
+      <w:numFmt w:val="bullet"/>
+      <w:pPr>
+        <w:pBdr/>
+        <w:spacing/>
+        <w:ind w:hanging="360" w:left="2869"/>
+      </w:pPr>
+      <w:rPr>
+        <w:rFonts w:hint="default" w:ascii="Symbol" w:hAnsi="Symbol" w:eastAsia="Symbol" w:cs="Symbol"/>
+      </w:rPr>
+      <w:start w:val="1"/>
+      <w:suff w:val="tab"/>
+    </w:lvl>
+    <w:lvl w:ilvl="4">
+      <w:isLgl w:val="false"/>
+      <w:lvlJc w:val="left"/>
+      <w:lvlText w:val="o"/>
+      <w:numFmt w:val="bullet"/>
+      <w:pPr>
+        <w:pBdr/>
+        <w:spacing/>
+        <w:ind w:hanging="360" w:left="3589"/>
+      </w:pPr>
+      <w:rPr>
+        <w:rFonts w:hint="default" w:ascii="Courier New" w:hAnsi="Courier New" w:eastAsia="Courier New" w:cs="Courier New"/>
+      </w:rPr>
+      <w:start w:val="1"/>
+      <w:suff w:val="tab"/>
+    </w:lvl>
+    <w:lvl w:ilvl="5">
+      <w:isLgl w:val="false"/>
+      <w:lvlJc w:val="left"/>
+      <w:lvlText w:val="§"/>
+      <w:numFmt w:val="bullet"/>
+      <w:pPr>
+        <w:pBdr/>
+        <w:spacing/>
+        <w:ind w:hanging="360" w:left="4309"/>
+      </w:pPr>
+      <w:rPr>
+        <w:rFonts w:hint="default" w:ascii="Wingdings" w:hAnsi="Wingdings" w:eastAsia="Wingdings" w:cs="Wingdings"/>
+      </w:rPr>
+      <w:start w:val="1"/>
+      <w:suff w:val="tab"/>
+    </w:lvl>
+    <w:lvl w:ilvl="6">
+      <w:isLgl w:val="false"/>
+      <w:lvlJc w:val="left"/>
+      <w:lvlText w:val="·"/>
+      <w:numFmt w:val="bullet"/>
+      <w:pPr>
+        <w:pBdr/>
+        <w:spacing/>
+        <w:ind w:hanging="360" w:left="5029"/>
+      </w:pPr>
+      <w:rPr>
+        <w:rFonts w:hint="default" w:ascii="Symbol" w:hAnsi="Symbol" w:eastAsia="Symbol" w:cs="Symbol"/>
+      </w:rPr>
+      <w:start w:val="1"/>
+      <w:suff w:val="tab"/>
+    </w:lvl>
+    <w:lvl w:ilvl="7">
+      <w:isLgl w:val="false"/>
+      <w:lvlJc w:val="left"/>
+      <w:lvlText w:val="o"/>
+      <w:numFmt w:val="bullet"/>
+      <w:pPr>
+        <w:pBdr/>
+        <w:spacing/>
+        <w:ind w:hanging="360" w:left="5749"/>
+      </w:pPr>
+      <w:rPr>
+        <w:rFonts w:hint="default" w:ascii="Courier New" w:hAnsi="Courier New" w:eastAsia="Courier New" w:cs="Courier New"/>
+      </w:rPr>
+      <w:start w:val="1"/>
+      <w:suff w:val="tab"/>
+    </w:lvl>
+    <w:lvl w:ilvl="8">
+      <w:isLgl w:val="false"/>
+      <w:lvlJc w:val="left"/>
+      <w:lvlText w:val="§"/>
+      <w:numFmt w:val="bullet"/>
+      <w:pPr>
+        <w:pBdr/>
+        <w:spacing/>
+        <w:ind w:hanging="360" w:left="6469"/>
+      </w:pPr>
+      <w:rPr>
+        <w:rFonts w:hint="default" w:ascii="Wingdings" w:hAnsi="Wingdings" w:eastAsia="Wingdings" w:cs="Wingdings"/>
+      </w:rPr>
+      <w:start w:val="1"/>
+      <w:suff w:val="tab"/>
+    </w:lvl>
+  </w:abstractNum>
+  <w:num w:numId="1">
+    <w:abstractNumId w:val="0"/>
+  </w:num>
+</w:numbering>
 </file>
 
 <file path=word/styles.xml><?xml version="1.0" encoding="utf-8"?>
@@ -845,9 +1398,9 @@
     <w:lsdException w:name="Bibliography" w:uiPriority="37"/>
     <w:lsdException w:name="TOC Heading" w:uiPriority="39" w:qFormat="1"/>
   </w:latentStyles>
-  <w:style w:type="table" w:styleId="12">
+  <w:style w:type="table" w:styleId="701">
     <w:name w:val="Table Grid"/>
-    <w:basedOn w:val="665"/>
+    <w:basedOn w:val="887"/>
     <w:uiPriority w:val="59"/>
     <w:pPr>
       <w:pBdr/>
@@ -1044,9 +1597,9 @@
       </w:tcPr>
     </w:tblStylePr>
   </w:style>
-  <w:style w:type="table" w:styleId="13">
+  <w:style w:type="table" w:styleId="702">
     <w:name w:val="Table Grid Light"/>
-    <w:basedOn w:val="665"/>
+    <w:basedOn w:val="887"/>
     <w:uiPriority w:val="59"/>
     <w:pPr>
       <w:pBdr/>
@@ -1243,9 +1796,9 @@
       </w:tcPr>
     </w:tblStylePr>
   </w:style>
-  <w:style w:type="table" w:styleId="14">
+  <w:style w:type="table" w:styleId="703">
     <w:name w:val="Plain Table 1"/>
-    <w:basedOn w:val="665"/>
+    <w:basedOn w:val="887"/>
     <w:uiPriority w:val="59"/>
     <w:pPr>
       <w:pBdr/>
@@ -1468,9 +2021,9 @@
       </w:tcPr>
     </w:tblStylePr>
   </w:style>
-  <w:style w:type="table" w:styleId="15">
+  <w:style w:type="table" w:styleId="704">
     <w:name w:val="Plain Table 2"/>
-    <w:basedOn w:val="665"/>
+    <w:basedOn w:val="887"/>
     <w:uiPriority w:val="59"/>
     <w:pPr>
       <w:pBdr/>
@@ -1701,9 +2254,9 @@
       </w:tcPr>
     </w:tblStylePr>
   </w:style>
-  <w:style w:type="table" w:styleId="16">
+  <w:style w:type="table" w:styleId="705">
     <w:name w:val="Plain Table 3"/>
-    <w:basedOn w:val="665"/>
+    <w:basedOn w:val="887"/>
     <w:uiPriority w:val="99"/>
     <w:pPr>
       <w:pBdr/>
@@ -1931,9 +2484,9 @@
       </w:tcPr>
     </w:tblStylePr>
   </w:style>
-  <w:style w:type="table" w:styleId="17">
+  <w:style w:type="table" w:styleId="706">
     <w:name w:val="Plain Table 4"/>
-    <w:basedOn w:val="665"/>
+    <w:basedOn w:val="887"/>
     <w:uiPriority w:val="99"/>
     <w:pPr>
       <w:pBdr/>
@@ -2147,9 +2700,9 @@
       </w:tcPr>
     </w:tblStylePr>
   </w:style>
-  <w:style w:type="table" w:styleId="18">
+  <w:style w:type="table" w:styleId="707">
     <w:name w:val="Plain Table 5"/>
-    <w:basedOn w:val="665"/>
+    <w:basedOn w:val="887"/>
     <w:uiPriority w:val="99"/>
     <w:pPr>
       <w:pBdr/>
@@ -2380,9 +2933,9 @@
       </w:tcPr>
     </w:tblStylePr>
   </w:style>
-  <w:style w:type="table" w:styleId="19">
+  <w:style w:type="table" w:styleId="708">
     <w:name w:val="Grid Table 1 Light"/>
-    <w:basedOn w:val="665"/>
+    <w:basedOn w:val="887"/>
     <w:uiPriority w:val="99"/>
     <w:pPr>
       <w:pBdr/>
@@ -2603,9 +3156,9 @@
       </w:tcPr>
     </w:tblStylePr>
   </w:style>
-  <w:style w:type="table" w:styleId="20">
+  <w:style w:type="table" w:styleId="709">
     <w:name w:val="Grid Table 1 Light - Accent 1"/>
-    <w:basedOn w:val="665"/>
+    <w:basedOn w:val="887"/>
     <w:uiPriority w:val="99"/>
     <w:pPr>
       <w:pBdr/>
@@ -2826,9 +3379,9 @@
       </w:tcPr>
     </w:tblStylePr>
   </w:style>
-  <w:style w:type="table" w:styleId="21">
+  <w:style w:type="table" w:styleId="710">
     <w:name w:val="Grid Table 1 Light - Accent 2"/>
-    <w:basedOn w:val="665"/>
+    <w:basedOn w:val="887"/>
     <w:uiPriority w:val="99"/>
     <w:pPr>
       <w:pBdr/>
@@ -3049,9 +3602,9 @@
       </w:tcPr>
     </w:tblStylePr>
   </w:style>
-  <w:style w:type="table" w:styleId="22">
+  <w:style w:type="table" w:styleId="711">
     <w:name w:val="Grid Table 1 Light - Accent 3"/>
-    <w:basedOn w:val="665"/>
+    <w:basedOn w:val="887"/>
     <w:uiPriority w:val="99"/>
     <w:pPr>
       <w:pBdr/>
@@ -3272,9 +3825,9 @@
       </w:tcPr>
     </w:tblStylePr>
   </w:style>
-  <w:style w:type="table" w:styleId="23">
+  <w:style w:type="table" w:styleId="712">
     <w:name w:val="Grid Table 1 Light - Accent 4"/>
-    <w:basedOn w:val="665"/>
+    <w:basedOn w:val="887"/>
     <w:uiPriority w:val="99"/>
     <w:pPr>
       <w:pBdr/>
@@ -3495,9 +4048,9 @@
       </w:tcPr>
     </w:tblStylePr>
   </w:style>
-  <w:style w:type="table" w:styleId="24">
+  <w:style w:type="table" w:styleId="713">
     <w:name w:val="Grid Table 1 Light - Accent 5"/>
-    <w:basedOn w:val="665"/>
+    <w:basedOn w:val="887"/>
     <w:uiPriority w:val="99"/>
     <w:pPr>
       <w:pBdr/>
@@ -3718,9 +4271,9 @@
       </w:tcPr>
     </w:tblStylePr>
   </w:style>
-  <w:style w:type="table" w:styleId="25">
+  <w:style w:type="table" w:styleId="714">
     <w:name w:val="Grid Table 1 Light - Accent 6"/>
-    <w:basedOn w:val="665"/>
+    <w:basedOn w:val="887"/>
     <w:uiPriority w:val="99"/>
     <w:pPr>
       <w:pBdr/>
@@ -3941,9 +4494,9 @@
       </w:tcPr>
     </w:tblStylePr>
   </w:style>
-  <w:style w:type="table" w:styleId="26">
+  <w:style w:type="table" w:styleId="715">
     <w:name w:val="Grid Table 2"/>
-    <w:basedOn w:val="665"/>
+    <w:basedOn w:val="887"/>
     <w:uiPriority w:val="99"/>
     <w:pPr>
       <w:pBdr/>
@@ -4173,9 +4726,9 @@
       </w:tcPr>
     </w:tblStylePr>
   </w:style>
-  <w:style w:type="table" w:styleId="27">
+  <w:style w:type="table" w:styleId="716">
     <w:name w:val="Grid Table 2 - Accent 1"/>
-    <w:basedOn w:val="665"/>
+    <w:basedOn w:val="887"/>
     <w:uiPriority w:val="99"/>
     <w:pPr>
       <w:pBdr/>
@@ -4405,9 +4958,9 @@
       </w:tcPr>
     </w:tblStylePr>
   </w:style>
-  <w:style w:type="table" w:styleId="28">
+  <w:style w:type="table" w:styleId="717">
     <w:name w:val="Grid Table 2 - Accent 2"/>
-    <w:basedOn w:val="665"/>
+    <w:basedOn w:val="887"/>
     <w:uiPriority w:val="99"/>
     <w:pPr>
       <w:pBdr/>
@@ -4637,9 +5190,9 @@
       </w:tcPr>
     </w:tblStylePr>
   </w:style>
-  <w:style w:type="table" w:styleId="29">
+  <w:style w:type="table" w:styleId="718">
     <w:name w:val="Grid Table 2 - Accent 3"/>
-    <w:basedOn w:val="665"/>
+    <w:basedOn w:val="887"/>
     <w:uiPriority w:val="99"/>
     <w:pPr>
       <w:pBdr/>
@@ -4869,9 +5422,9 @@
       </w:tcPr>
     </w:tblStylePr>
   </w:style>
-  <w:style w:type="table" w:styleId="30">
+  <w:style w:type="table" w:styleId="719">
     <w:name w:val="Grid Table 2 - Accent 4"/>
-    <w:basedOn w:val="665"/>
+    <w:basedOn w:val="887"/>
     <w:uiPriority w:val="99"/>
     <w:pPr>
       <w:pBdr/>
@@ -5101,9 +5654,9 @@
       </w:tcPr>
     </w:tblStylePr>
   </w:style>
-  <w:style w:type="table" w:styleId="31">
+  <w:style w:type="table" w:styleId="720">
     <w:name w:val="Grid Table 2 - Accent 5"/>
-    <w:basedOn w:val="665"/>
+    <w:basedOn w:val="887"/>
     <w:uiPriority w:val="99"/>
     <w:pPr>
       <w:pBdr/>
@@ -5333,9 +5886,9 @@
       </w:tcPr>
     </w:tblStylePr>
   </w:style>
-  <w:style w:type="table" w:styleId="32">
+  <w:style w:type="table" w:styleId="721">
     <w:name w:val="Grid Table 2 - Accent 6"/>
-    <w:basedOn w:val="665"/>
+    <w:basedOn w:val="887"/>
     <w:uiPriority w:val="99"/>
     <w:pPr>
       <w:pBdr/>
@@ -5565,9 +6118,9 @@
       </w:tcPr>
     </w:tblStylePr>
   </w:style>
-  <w:style w:type="table" w:styleId="33">
+  <w:style w:type="table" w:styleId="722">
     <w:name w:val="Grid Table 3"/>
-    <w:basedOn w:val="665"/>
+    <w:basedOn w:val="887"/>
     <w:uiPriority w:val="99"/>
     <w:pPr>
       <w:pBdr/>
@@ -5666,29 +6219,6 @@
         <w:tblBorders/>
       </w:tblPr>
       <w:tcPr>
-        <w:shd w:color="ffffff"/>
-        <w:tcBorders>
-          <w:top w:val="none" w:color="000000" w:sz="4" w:space="0"/>
-          <w:left w:val="none" w:color="000000" w:sz="4" w:space="0"/>
-          <w:bottom w:val="none" w:color="000000" w:sz="4" w:space="0"/>
-          <w:right w:val="none" w:color="000000" w:sz="4" w:space="0"/>
-        </w:tcBorders>
-      </w:tcPr>
-    </w:tblStylePr>
-    <w:tblStylePr w:type="firstRow">
-      <w:rPr>
-        <w:b/>
-        <w:color w:val="404040"/>
-      </w:rPr>
-      <w:pPr>
-        <w:pBdr/>
-        <w:spacing/>
-        <w:ind/>
-      </w:pPr>
-      <w:tblPr>
-        <w:tblBorders/>
-      </w:tblPr>
-      <w:tcPr>
         <w:shd w:val="clear" w:color="ffffff"/>
         <w:tcBorders>
           <w:top w:val="none" w:color="000000" w:sz="4" w:space="0"/>
@@ -5698,30 +6228,7 @@
         </w:tcBorders>
       </w:tcPr>
     </w:tblStylePr>
-    <w:tblStylePr w:type="lastCol">
-      <w:rPr>
-        <w:i/>
-        <w:color w:val="404040"/>
-      </w:rPr>
-      <w:pPr>
-        <w:pBdr/>
-        <w:spacing/>
-        <w:ind/>
-      </w:pPr>
-      <w:tblPr>
-        <w:tblBorders/>
-      </w:tblPr>
-      <w:tcPr>
-        <w:shd w:color="ffffff"/>
-        <w:tcBorders>
-          <w:top w:val="none" w:color="000000" w:sz="4" w:space="0"/>
-          <w:left w:val="none" w:color="000000" w:sz="4" w:space="0"/>
-          <w:bottom w:val="none" w:color="000000" w:sz="4" w:space="0"/>
-          <w:right w:val="none" w:color="000000" w:sz="4" w:space="0"/>
-        </w:tcBorders>
-      </w:tcPr>
-    </w:tblStylePr>
-    <w:tblStylePr w:type="lastRow">
+    <w:tblStylePr w:type="firstRow">
       <w:rPr>
         <w:b/>
         <w:color w:val="404040"/>
@@ -5744,6 +6251,52 @@
         </w:tcBorders>
       </w:tcPr>
     </w:tblStylePr>
+    <w:tblStylePr w:type="lastCol">
+      <w:rPr>
+        <w:i/>
+        <w:color w:val="404040"/>
+      </w:rPr>
+      <w:pPr>
+        <w:pBdr/>
+        <w:spacing/>
+        <w:ind/>
+      </w:pPr>
+      <w:tblPr>
+        <w:tblBorders/>
+      </w:tblPr>
+      <w:tcPr>
+        <w:shd w:val="clear" w:color="ffffff"/>
+        <w:tcBorders>
+          <w:top w:val="none" w:color="000000" w:sz="4" w:space="0"/>
+          <w:left w:val="none" w:color="000000" w:sz="4" w:space="0"/>
+          <w:bottom w:val="none" w:color="000000" w:sz="4" w:space="0"/>
+          <w:right w:val="none" w:color="000000" w:sz="4" w:space="0"/>
+        </w:tcBorders>
+      </w:tcPr>
+    </w:tblStylePr>
+    <w:tblStylePr w:type="lastRow">
+      <w:rPr>
+        <w:b/>
+        <w:color w:val="404040"/>
+      </w:rPr>
+      <w:pPr>
+        <w:pBdr/>
+        <w:spacing/>
+        <w:ind/>
+      </w:pPr>
+      <w:tblPr>
+        <w:tblBorders/>
+      </w:tblPr>
+      <w:tcPr>
+        <w:shd w:val="clear" w:color="ffffff"/>
+        <w:tcBorders>
+          <w:top w:val="none" w:color="000000" w:sz="4" w:space="0"/>
+          <w:left w:val="none" w:color="000000" w:sz="4" w:space="0"/>
+          <w:bottom w:val="none" w:color="000000" w:sz="4" w:space="0"/>
+          <w:right w:val="none" w:color="000000" w:sz="4" w:space="0"/>
+        </w:tcBorders>
+      </w:tcPr>
+    </w:tblStylePr>
     <w:tblStylePr w:type="nwCell">
       <w:pPr>
         <w:pBdr/>
@@ -5810,9 +6363,9 @@
       </w:tcPr>
     </w:tblStylePr>
   </w:style>
-  <w:style w:type="table" w:styleId="34">
+  <w:style w:type="table" w:styleId="723">
     <w:name w:val="Grid Table 3 - Accent 1"/>
-    <w:basedOn w:val="665"/>
+    <w:basedOn w:val="887"/>
     <w:uiPriority w:val="99"/>
     <w:pPr>
       <w:pBdr/>
@@ -5911,29 +6464,6 @@
         <w:tblBorders/>
       </w:tblPr>
       <w:tcPr>
-        <w:shd w:color="ffffff"/>
-        <w:tcBorders>
-          <w:top w:val="none" w:color="000000" w:sz="4" w:space="0"/>
-          <w:left w:val="none" w:color="000000" w:sz="4" w:space="0"/>
-          <w:bottom w:val="none" w:color="000000" w:sz="4" w:space="0"/>
-          <w:right w:val="none" w:color="000000" w:sz="4" w:space="0"/>
-        </w:tcBorders>
-      </w:tcPr>
-    </w:tblStylePr>
-    <w:tblStylePr w:type="firstRow">
-      <w:rPr>
-        <w:b/>
-        <w:color w:val="404040"/>
-      </w:rPr>
-      <w:pPr>
-        <w:pBdr/>
-        <w:spacing/>
-        <w:ind/>
-      </w:pPr>
-      <w:tblPr>
-        <w:tblBorders/>
-      </w:tblPr>
-      <w:tcPr>
         <w:shd w:val="clear" w:color="ffffff"/>
         <w:tcBorders>
           <w:top w:val="none" w:color="000000" w:sz="4" w:space="0"/>
@@ -5943,30 +6473,7 @@
         </w:tcBorders>
       </w:tcPr>
     </w:tblStylePr>
-    <w:tblStylePr w:type="lastCol">
-      <w:rPr>
-        <w:i/>
-        <w:color w:val="404040"/>
-      </w:rPr>
-      <w:pPr>
-        <w:pBdr/>
-        <w:spacing/>
-        <w:ind/>
-      </w:pPr>
-      <w:tblPr>
-        <w:tblBorders/>
-      </w:tblPr>
-      <w:tcPr>
-        <w:shd w:color="ffffff"/>
-        <w:tcBorders>
-          <w:top w:val="none" w:color="000000" w:sz="4" w:space="0"/>
-          <w:left w:val="none" w:color="000000" w:sz="4" w:space="0"/>
-          <w:bottom w:val="none" w:color="000000" w:sz="4" w:space="0"/>
-          <w:right w:val="none" w:color="000000" w:sz="4" w:space="0"/>
-        </w:tcBorders>
-      </w:tcPr>
-    </w:tblStylePr>
-    <w:tblStylePr w:type="lastRow">
+    <w:tblStylePr w:type="firstRow">
       <w:rPr>
         <w:b/>
         <w:color w:val="404040"/>
@@ -5989,6 +6496,52 @@
         </w:tcBorders>
       </w:tcPr>
     </w:tblStylePr>
+    <w:tblStylePr w:type="lastCol">
+      <w:rPr>
+        <w:i/>
+        <w:color w:val="404040"/>
+      </w:rPr>
+      <w:pPr>
+        <w:pBdr/>
+        <w:spacing/>
+        <w:ind/>
+      </w:pPr>
+      <w:tblPr>
+        <w:tblBorders/>
+      </w:tblPr>
+      <w:tcPr>
+        <w:shd w:val="clear" w:color="ffffff"/>
+        <w:tcBorders>
+          <w:top w:val="none" w:color="000000" w:sz="4" w:space="0"/>
+          <w:left w:val="none" w:color="000000" w:sz="4" w:space="0"/>
+          <w:bottom w:val="none" w:color="000000" w:sz="4" w:space="0"/>
+          <w:right w:val="none" w:color="000000" w:sz="4" w:space="0"/>
+        </w:tcBorders>
+      </w:tcPr>
+    </w:tblStylePr>
+    <w:tblStylePr w:type="lastRow">
+      <w:rPr>
+        <w:b/>
+        <w:color w:val="404040"/>
+      </w:rPr>
+      <w:pPr>
+        <w:pBdr/>
+        <w:spacing/>
+        <w:ind/>
+      </w:pPr>
+      <w:tblPr>
+        <w:tblBorders/>
+      </w:tblPr>
+      <w:tcPr>
+        <w:shd w:val="clear" w:color="ffffff"/>
+        <w:tcBorders>
+          <w:top w:val="none" w:color="000000" w:sz="4" w:space="0"/>
+          <w:left w:val="none" w:color="000000" w:sz="4" w:space="0"/>
+          <w:bottom w:val="none" w:color="000000" w:sz="4" w:space="0"/>
+          <w:right w:val="none" w:color="000000" w:sz="4" w:space="0"/>
+        </w:tcBorders>
+      </w:tcPr>
+    </w:tblStylePr>
     <w:tblStylePr w:type="nwCell">
       <w:pPr>
         <w:pBdr/>
@@ -6055,9 +6608,9 @@
       </w:tcPr>
     </w:tblStylePr>
   </w:style>
-  <w:style w:type="table" w:styleId="35">
+  <w:style w:type="table" w:styleId="724">
     <w:name w:val="Grid Table 3 - Accent 2"/>
-    <w:basedOn w:val="665"/>
+    <w:basedOn w:val="887"/>
     <w:uiPriority w:val="99"/>
     <w:pPr>
       <w:pBdr/>
@@ -6156,29 +6709,6 @@
         <w:tblBorders/>
       </w:tblPr>
       <w:tcPr>
-        <w:shd w:color="ffffff"/>
-        <w:tcBorders>
-          <w:top w:val="none" w:color="000000" w:sz="4" w:space="0"/>
-          <w:left w:val="none" w:color="000000" w:sz="4" w:space="0"/>
-          <w:bottom w:val="none" w:color="000000" w:sz="4" w:space="0"/>
-          <w:right w:val="none" w:color="000000" w:sz="4" w:space="0"/>
-        </w:tcBorders>
-      </w:tcPr>
-    </w:tblStylePr>
-    <w:tblStylePr w:type="firstRow">
-      <w:rPr>
-        <w:b/>
-        <w:color w:val="404040"/>
-      </w:rPr>
-      <w:pPr>
-        <w:pBdr/>
-        <w:spacing/>
-        <w:ind/>
-      </w:pPr>
-      <w:tblPr>
-        <w:tblBorders/>
-      </w:tblPr>
-      <w:tcPr>
         <w:shd w:val="clear" w:color="ffffff"/>
         <w:tcBorders>
           <w:top w:val="none" w:color="000000" w:sz="4" w:space="0"/>
@@ -6188,30 +6718,7 @@
         </w:tcBorders>
       </w:tcPr>
     </w:tblStylePr>
-    <w:tblStylePr w:type="lastCol">
-      <w:rPr>
-        <w:i/>
-        <w:color w:val="404040"/>
-      </w:rPr>
-      <w:pPr>
-        <w:pBdr/>
-        <w:spacing/>
-        <w:ind/>
-      </w:pPr>
-      <w:tblPr>
-        <w:tblBorders/>
-      </w:tblPr>
-      <w:tcPr>
-        <w:shd w:color="ffffff"/>
-        <w:tcBorders>
-          <w:top w:val="none" w:color="000000" w:sz="4" w:space="0"/>
-          <w:left w:val="none" w:color="000000" w:sz="4" w:space="0"/>
-          <w:bottom w:val="none" w:color="000000" w:sz="4" w:space="0"/>
-          <w:right w:val="none" w:color="000000" w:sz="4" w:space="0"/>
-        </w:tcBorders>
-      </w:tcPr>
-    </w:tblStylePr>
-    <w:tblStylePr w:type="lastRow">
+    <w:tblStylePr w:type="firstRow">
       <w:rPr>
         <w:b/>
         <w:color w:val="404040"/>
@@ -6234,6 +6741,52 @@
         </w:tcBorders>
       </w:tcPr>
     </w:tblStylePr>
+    <w:tblStylePr w:type="lastCol">
+      <w:rPr>
+        <w:i/>
+        <w:color w:val="404040"/>
+      </w:rPr>
+      <w:pPr>
+        <w:pBdr/>
+        <w:spacing/>
+        <w:ind/>
+      </w:pPr>
+      <w:tblPr>
+        <w:tblBorders/>
+      </w:tblPr>
+      <w:tcPr>
+        <w:shd w:val="clear" w:color="ffffff"/>
+        <w:tcBorders>
+          <w:top w:val="none" w:color="000000" w:sz="4" w:space="0"/>
+          <w:left w:val="none" w:color="000000" w:sz="4" w:space="0"/>
+          <w:bottom w:val="none" w:color="000000" w:sz="4" w:space="0"/>
+          <w:right w:val="none" w:color="000000" w:sz="4" w:space="0"/>
+        </w:tcBorders>
+      </w:tcPr>
+    </w:tblStylePr>
+    <w:tblStylePr w:type="lastRow">
+      <w:rPr>
+        <w:b/>
+        <w:color w:val="404040"/>
+      </w:rPr>
+      <w:pPr>
+        <w:pBdr/>
+        <w:spacing/>
+        <w:ind/>
+      </w:pPr>
+      <w:tblPr>
+        <w:tblBorders/>
+      </w:tblPr>
+      <w:tcPr>
+        <w:shd w:val="clear" w:color="ffffff"/>
+        <w:tcBorders>
+          <w:top w:val="none" w:color="000000" w:sz="4" w:space="0"/>
+          <w:left w:val="none" w:color="000000" w:sz="4" w:space="0"/>
+          <w:bottom w:val="none" w:color="000000" w:sz="4" w:space="0"/>
+          <w:right w:val="none" w:color="000000" w:sz="4" w:space="0"/>
+        </w:tcBorders>
+      </w:tcPr>
+    </w:tblStylePr>
     <w:tblStylePr w:type="nwCell">
       <w:pPr>
         <w:pBdr/>
@@ -6300,9 +6853,9 @@
       </w:tcPr>
     </w:tblStylePr>
   </w:style>
-  <w:style w:type="table" w:styleId="36">
+  <w:style w:type="table" w:styleId="725">
     <w:name w:val="Grid Table 3 - Accent 3"/>
-    <w:basedOn w:val="665"/>
+    <w:basedOn w:val="887"/>
     <w:uiPriority w:val="99"/>
     <w:pPr>
       <w:pBdr/>
@@ -6401,29 +6954,6 @@
         <w:tblBorders/>
       </w:tblPr>
       <w:tcPr>
-        <w:shd w:color="ffffff"/>
-        <w:tcBorders>
-          <w:top w:val="none" w:color="000000" w:sz="4" w:space="0"/>
-          <w:left w:val="none" w:color="000000" w:sz="4" w:space="0"/>
-          <w:bottom w:val="none" w:color="000000" w:sz="4" w:space="0"/>
-          <w:right w:val="none" w:color="000000" w:sz="4" w:space="0"/>
-        </w:tcBorders>
-      </w:tcPr>
-    </w:tblStylePr>
-    <w:tblStylePr w:type="firstRow">
-      <w:rPr>
-        <w:b/>
-        <w:color w:val="404040"/>
-      </w:rPr>
-      <w:pPr>
-        <w:pBdr/>
-        <w:spacing/>
-        <w:ind/>
-      </w:pPr>
-      <w:tblPr>
-        <w:tblBorders/>
-      </w:tblPr>
-      <w:tcPr>
         <w:shd w:val="clear" w:color="ffffff"/>
         <w:tcBorders>
           <w:top w:val="none" w:color="000000" w:sz="4" w:space="0"/>
@@ -6433,30 +6963,7 @@
         </w:tcBorders>
       </w:tcPr>
     </w:tblStylePr>
-    <w:tblStylePr w:type="lastCol">
-      <w:rPr>
-        <w:i/>
-        <w:color w:val="404040"/>
-      </w:rPr>
-      <w:pPr>
-        <w:pBdr/>
-        <w:spacing/>
-        <w:ind/>
-      </w:pPr>
-      <w:tblPr>
-        <w:tblBorders/>
-      </w:tblPr>
-      <w:tcPr>
-        <w:shd w:color="ffffff"/>
-        <w:tcBorders>
-          <w:top w:val="none" w:color="000000" w:sz="4" w:space="0"/>
-          <w:left w:val="none" w:color="000000" w:sz="4" w:space="0"/>
-          <w:bottom w:val="none" w:color="000000" w:sz="4" w:space="0"/>
-          <w:right w:val="none" w:color="000000" w:sz="4" w:space="0"/>
-        </w:tcBorders>
-      </w:tcPr>
-    </w:tblStylePr>
-    <w:tblStylePr w:type="lastRow">
+    <w:tblStylePr w:type="firstRow">
       <w:rPr>
         <w:b/>
         <w:color w:val="404040"/>
@@ -6479,6 +6986,52 @@
         </w:tcBorders>
       </w:tcPr>
     </w:tblStylePr>
+    <w:tblStylePr w:type="lastCol">
+      <w:rPr>
+        <w:i/>
+        <w:color w:val="404040"/>
+      </w:rPr>
+      <w:pPr>
+        <w:pBdr/>
+        <w:spacing/>
+        <w:ind/>
+      </w:pPr>
+      <w:tblPr>
+        <w:tblBorders/>
+      </w:tblPr>
+      <w:tcPr>
+        <w:shd w:val="clear" w:color="ffffff"/>
+        <w:tcBorders>
+          <w:top w:val="none" w:color="000000" w:sz="4" w:space="0"/>
+          <w:left w:val="none" w:color="000000" w:sz="4" w:space="0"/>
+          <w:bottom w:val="none" w:color="000000" w:sz="4" w:space="0"/>
+          <w:right w:val="none" w:color="000000" w:sz="4" w:space="0"/>
+        </w:tcBorders>
+      </w:tcPr>
+    </w:tblStylePr>
+    <w:tblStylePr w:type="lastRow">
+      <w:rPr>
+        <w:b/>
+        <w:color w:val="404040"/>
+      </w:rPr>
+      <w:pPr>
+        <w:pBdr/>
+        <w:spacing/>
+        <w:ind/>
+      </w:pPr>
+      <w:tblPr>
+        <w:tblBorders/>
+      </w:tblPr>
+      <w:tcPr>
+        <w:shd w:val="clear" w:color="ffffff"/>
+        <w:tcBorders>
+          <w:top w:val="none" w:color="000000" w:sz="4" w:space="0"/>
+          <w:left w:val="none" w:color="000000" w:sz="4" w:space="0"/>
+          <w:bottom w:val="none" w:color="000000" w:sz="4" w:space="0"/>
+          <w:right w:val="none" w:color="000000" w:sz="4" w:space="0"/>
+        </w:tcBorders>
+      </w:tcPr>
+    </w:tblStylePr>
     <w:tblStylePr w:type="nwCell">
       <w:pPr>
         <w:pBdr/>
@@ -6545,9 +7098,9 @@
       </w:tcPr>
     </w:tblStylePr>
   </w:style>
-  <w:style w:type="table" w:styleId="37">
+  <w:style w:type="table" w:styleId="726">
     <w:name w:val="Grid Table 3 - Accent 4"/>
-    <w:basedOn w:val="665"/>
+    <w:basedOn w:val="887"/>
     <w:uiPriority w:val="99"/>
     <w:pPr>
       <w:pBdr/>
@@ -6646,29 +7199,6 @@
         <w:tblBorders/>
       </w:tblPr>
       <w:tcPr>
-        <w:shd w:color="ffffff"/>
-        <w:tcBorders>
-          <w:top w:val="none" w:color="000000" w:sz="4" w:space="0"/>
-          <w:left w:val="none" w:color="000000" w:sz="4" w:space="0"/>
-          <w:bottom w:val="none" w:color="000000" w:sz="4" w:space="0"/>
-          <w:right w:val="none" w:color="000000" w:sz="4" w:space="0"/>
-        </w:tcBorders>
-      </w:tcPr>
-    </w:tblStylePr>
-    <w:tblStylePr w:type="firstRow">
-      <w:rPr>
-        <w:b/>
-        <w:color w:val="404040"/>
-      </w:rPr>
-      <w:pPr>
-        <w:pBdr/>
-        <w:spacing/>
-        <w:ind/>
-      </w:pPr>
-      <w:tblPr>
-        <w:tblBorders/>
-      </w:tblPr>
-      <w:tcPr>
         <w:shd w:val="clear" w:color="ffffff"/>
         <w:tcBorders>
           <w:top w:val="none" w:color="000000" w:sz="4" w:space="0"/>
@@ -6678,30 +7208,7 @@
         </w:tcBorders>
       </w:tcPr>
     </w:tblStylePr>
-    <w:tblStylePr w:type="lastCol">
-      <w:rPr>
-        <w:i/>
-        <w:color w:val="404040"/>
-      </w:rPr>
-      <w:pPr>
-        <w:pBdr/>
-        <w:spacing/>
-        <w:ind/>
-      </w:pPr>
-      <w:tblPr>
-        <w:tblBorders/>
-      </w:tblPr>
-      <w:tcPr>
-        <w:shd w:color="ffffff"/>
-        <w:tcBorders>
-          <w:top w:val="none" w:color="000000" w:sz="4" w:space="0"/>
-          <w:left w:val="none" w:color="000000" w:sz="4" w:space="0"/>
-          <w:bottom w:val="none" w:color="000000" w:sz="4" w:space="0"/>
-          <w:right w:val="none" w:color="000000" w:sz="4" w:space="0"/>
-        </w:tcBorders>
-      </w:tcPr>
-    </w:tblStylePr>
-    <w:tblStylePr w:type="lastRow">
+    <w:tblStylePr w:type="firstRow">
       <w:rPr>
         <w:b/>
         <w:color w:val="404040"/>
@@ -6724,6 +7231,52 @@
         </w:tcBorders>
       </w:tcPr>
     </w:tblStylePr>
+    <w:tblStylePr w:type="lastCol">
+      <w:rPr>
+        <w:i/>
+        <w:color w:val="404040"/>
+      </w:rPr>
+      <w:pPr>
+        <w:pBdr/>
+        <w:spacing/>
+        <w:ind/>
+      </w:pPr>
+      <w:tblPr>
+        <w:tblBorders/>
+      </w:tblPr>
+      <w:tcPr>
+        <w:shd w:val="clear" w:color="ffffff"/>
+        <w:tcBorders>
+          <w:top w:val="none" w:color="000000" w:sz="4" w:space="0"/>
+          <w:left w:val="none" w:color="000000" w:sz="4" w:space="0"/>
+          <w:bottom w:val="none" w:color="000000" w:sz="4" w:space="0"/>
+          <w:right w:val="none" w:color="000000" w:sz="4" w:space="0"/>
+        </w:tcBorders>
+      </w:tcPr>
+    </w:tblStylePr>
+    <w:tblStylePr w:type="lastRow">
+      <w:rPr>
+        <w:b/>
+        <w:color w:val="404040"/>
+      </w:rPr>
+      <w:pPr>
+        <w:pBdr/>
+        <w:spacing/>
+        <w:ind/>
+      </w:pPr>
+      <w:tblPr>
+        <w:tblBorders/>
+      </w:tblPr>
+      <w:tcPr>
+        <w:shd w:val="clear" w:color="ffffff"/>
+        <w:tcBorders>
+          <w:top w:val="none" w:color="000000" w:sz="4" w:space="0"/>
+          <w:left w:val="none" w:color="000000" w:sz="4" w:space="0"/>
+          <w:bottom w:val="none" w:color="000000" w:sz="4" w:space="0"/>
+          <w:right w:val="none" w:color="000000" w:sz="4" w:space="0"/>
+        </w:tcBorders>
+      </w:tcPr>
+    </w:tblStylePr>
     <w:tblStylePr w:type="nwCell">
       <w:pPr>
         <w:pBdr/>
@@ -6790,9 +7343,9 @@
       </w:tcPr>
     </w:tblStylePr>
   </w:style>
-  <w:style w:type="table" w:styleId="38">
+  <w:style w:type="table" w:styleId="727">
     <w:name w:val="Grid Table 3 - Accent 5"/>
-    <w:basedOn w:val="665"/>
+    <w:basedOn w:val="887"/>
     <w:uiPriority w:val="99"/>
     <w:pPr>
       <w:pBdr/>
@@ -6891,29 +7444,6 @@
         <w:tblBorders/>
       </w:tblPr>
       <w:tcPr>
-        <w:shd w:color="ffffff"/>
-        <w:tcBorders>
-          <w:top w:val="none" w:color="000000" w:sz="4" w:space="0"/>
-          <w:left w:val="none" w:color="000000" w:sz="4" w:space="0"/>
-          <w:bottom w:val="none" w:color="000000" w:sz="4" w:space="0"/>
-          <w:right w:val="none" w:color="000000" w:sz="4" w:space="0"/>
-        </w:tcBorders>
-      </w:tcPr>
-    </w:tblStylePr>
-    <w:tblStylePr w:type="firstRow">
-      <w:rPr>
-        <w:b/>
-        <w:color w:val="404040"/>
-      </w:rPr>
-      <w:pPr>
-        <w:pBdr/>
-        <w:spacing/>
-        <w:ind/>
-      </w:pPr>
-      <w:tblPr>
-        <w:tblBorders/>
-      </w:tblPr>
-      <w:tcPr>
         <w:shd w:val="clear" w:color="ffffff"/>
         <w:tcBorders>
           <w:top w:val="none" w:color="000000" w:sz="4" w:space="0"/>
@@ -6923,30 +7453,7 @@
         </w:tcBorders>
       </w:tcPr>
     </w:tblStylePr>
-    <w:tblStylePr w:type="lastCol">
-      <w:rPr>
-        <w:i/>
-        <w:color w:val="404040"/>
-      </w:rPr>
-      <w:pPr>
-        <w:pBdr/>
-        <w:spacing/>
-        <w:ind/>
-      </w:pPr>
-      <w:tblPr>
-        <w:tblBorders/>
-      </w:tblPr>
-      <w:tcPr>
-        <w:shd w:color="ffffff"/>
-        <w:tcBorders>
-          <w:top w:val="none" w:color="000000" w:sz="4" w:space="0"/>
-          <w:left w:val="none" w:color="000000" w:sz="4" w:space="0"/>
-          <w:bottom w:val="none" w:color="000000" w:sz="4" w:space="0"/>
-          <w:right w:val="none" w:color="000000" w:sz="4" w:space="0"/>
-        </w:tcBorders>
-      </w:tcPr>
-    </w:tblStylePr>
-    <w:tblStylePr w:type="lastRow">
+    <w:tblStylePr w:type="firstRow">
       <w:rPr>
         <w:b/>
         <w:color w:val="404040"/>
@@ -6969,6 +7476,52 @@
         </w:tcBorders>
       </w:tcPr>
     </w:tblStylePr>
+    <w:tblStylePr w:type="lastCol">
+      <w:rPr>
+        <w:i/>
+        <w:color w:val="404040"/>
+      </w:rPr>
+      <w:pPr>
+        <w:pBdr/>
+        <w:spacing/>
+        <w:ind/>
+      </w:pPr>
+      <w:tblPr>
+        <w:tblBorders/>
+      </w:tblPr>
+      <w:tcPr>
+        <w:shd w:val="clear" w:color="ffffff"/>
+        <w:tcBorders>
+          <w:top w:val="none" w:color="000000" w:sz="4" w:space="0"/>
+          <w:left w:val="none" w:color="000000" w:sz="4" w:space="0"/>
+          <w:bottom w:val="none" w:color="000000" w:sz="4" w:space="0"/>
+          <w:right w:val="none" w:color="000000" w:sz="4" w:space="0"/>
+        </w:tcBorders>
+      </w:tcPr>
+    </w:tblStylePr>
+    <w:tblStylePr w:type="lastRow">
+      <w:rPr>
+        <w:b/>
+        <w:color w:val="404040"/>
+      </w:rPr>
+      <w:pPr>
+        <w:pBdr/>
+        <w:spacing/>
+        <w:ind/>
+      </w:pPr>
+      <w:tblPr>
+        <w:tblBorders/>
+      </w:tblPr>
+      <w:tcPr>
+        <w:shd w:val="clear" w:color="ffffff"/>
+        <w:tcBorders>
+          <w:top w:val="none" w:color="000000" w:sz="4" w:space="0"/>
+          <w:left w:val="none" w:color="000000" w:sz="4" w:space="0"/>
+          <w:bottom w:val="none" w:color="000000" w:sz="4" w:space="0"/>
+          <w:right w:val="none" w:color="000000" w:sz="4" w:space="0"/>
+        </w:tcBorders>
+      </w:tcPr>
+    </w:tblStylePr>
     <w:tblStylePr w:type="nwCell">
       <w:pPr>
         <w:pBdr/>
@@ -7035,9 +7588,9 @@
       </w:tcPr>
     </w:tblStylePr>
   </w:style>
-  <w:style w:type="table" w:styleId="39">
+  <w:style w:type="table" w:styleId="728">
     <w:name w:val="Grid Table 3 - Accent 6"/>
-    <w:basedOn w:val="665"/>
+    <w:basedOn w:val="887"/>
     <w:uiPriority w:val="99"/>
     <w:pPr>
       <w:pBdr/>
@@ -7136,29 +7689,6 @@
         <w:tblBorders/>
       </w:tblPr>
       <w:tcPr>
-        <w:shd w:color="ffffff"/>
-        <w:tcBorders>
-          <w:top w:val="none" w:color="000000" w:sz="4" w:space="0"/>
-          <w:left w:val="none" w:color="000000" w:sz="4" w:space="0"/>
-          <w:bottom w:val="none" w:color="000000" w:sz="4" w:space="0"/>
-          <w:right w:val="none" w:color="000000" w:sz="4" w:space="0"/>
-        </w:tcBorders>
-      </w:tcPr>
-    </w:tblStylePr>
-    <w:tblStylePr w:type="firstRow">
-      <w:rPr>
-        <w:b/>
-        <w:color w:val="404040"/>
-      </w:rPr>
-      <w:pPr>
-        <w:pBdr/>
-        <w:spacing/>
-        <w:ind/>
-      </w:pPr>
-      <w:tblPr>
-        <w:tblBorders/>
-      </w:tblPr>
-      <w:tcPr>
         <w:shd w:val="clear" w:color="ffffff"/>
         <w:tcBorders>
           <w:top w:val="none" w:color="000000" w:sz="4" w:space="0"/>
@@ -7168,30 +7698,7 @@
         </w:tcBorders>
       </w:tcPr>
     </w:tblStylePr>
-    <w:tblStylePr w:type="lastCol">
-      <w:rPr>
-        <w:i/>
-        <w:color w:val="404040"/>
-      </w:rPr>
-      <w:pPr>
-        <w:pBdr/>
-        <w:spacing/>
-        <w:ind/>
-      </w:pPr>
-      <w:tblPr>
-        <w:tblBorders/>
-      </w:tblPr>
-      <w:tcPr>
-        <w:shd w:color="ffffff"/>
-        <w:tcBorders>
-          <w:top w:val="none" w:color="000000" w:sz="4" w:space="0"/>
-          <w:left w:val="none" w:color="000000" w:sz="4" w:space="0"/>
-          <w:bottom w:val="none" w:color="000000" w:sz="4" w:space="0"/>
-          <w:right w:val="none" w:color="000000" w:sz="4" w:space="0"/>
-        </w:tcBorders>
-      </w:tcPr>
-    </w:tblStylePr>
-    <w:tblStylePr w:type="lastRow">
+    <w:tblStylePr w:type="firstRow">
       <w:rPr>
         <w:b/>
         <w:color w:val="404040"/>
@@ -7214,6 +7721,52 @@
         </w:tcBorders>
       </w:tcPr>
     </w:tblStylePr>
+    <w:tblStylePr w:type="lastCol">
+      <w:rPr>
+        <w:i/>
+        <w:color w:val="404040"/>
+      </w:rPr>
+      <w:pPr>
+        <w:pBdr/>
+        <w:spacing/>
+        <w:ind/>
+      </w:pPr>
+      <w:tblPr>
+        <w:tblBorders/>
+      </w:tblPr>
+      <w:tcPr>
+        <w:shd w:val="clear" w:color="ffffff"/>
+        <w:tcBorders>
+          <w:top w:val="none" w:color="000000" w:sz="4" w:space="0"/>
+          <w:left w:val="none" w:color="000000" w:sz="4" w:space="0"/>
+          <w:bottom w:val="none" w:color="000000" w:sz="4" w:space="0"/>
+          <w:right w:val="none" w:color="000000" w:sz="4" w:space="0"/>
+        </w:tcBorders>
+      </w:tcPr>
+    </w:tblStylePr>
+    <w:tblStylePr w:type="lastRow">
+      <w:rPr>
+        <w:b/>
+        <w:color w:val="404040"/>
+      </w:rPr>
+      <w:pPr>
+        <w:pBdr/>
+        <w:spacing/>
+        <w:ind/>
+      </w:pPr>
+      <w:tblPr>
+        <w:tblBorders/>
+      </w:tblPr>
+      <w:tcPr>
+        <w:shd w:val="clear" w:color="ffffff"/>
+        <w:tcBorders>
+          <w:top w:val="none" w:color="000000" w:sz="4" w:space="0"/>
+          <w:left w:val="none" w:color="000000" w:sz="4" w:space="0"/>
+          <w:bottom w:val="none" w:color="000000" w:sz="4" w:space="0"/>
+          <w:right w:val="none" w:color="000000" w:sz="4" w:space="0"/>
+        </w:tcBorders>
+      </w:tcPr>
+    </w:tblStylePr>
     <w:tblStylePr w:type="nwCell">
       <w:pPr>
         <w:pBdr/>
@@ -7280,9 +7833,9 @@
       </w:tcPr>
     </w:tblStylePr>
   </w:style>
-  <w:style w:type="table" w:styleId="40">
+  <w:style w:type="table" w:styleId="729">
     <w:name w:val="Grid Table 4"/>
-    <w:basedOn w:val="665"/>
+    <w:basedOn w:val="887"/>
     <w:uiPriority w:val="59"/>
     <w:pPr>
       <w:pBdr/>
@@ -7513,9 +8066,9 @@
       </w:tcPr>
     </w:tblStylePr>
   </w:style>
-  <w:style w:type="table" w:styleId="41">
+  <w:style w:type="table" w:styleId="730">
     <w:name w:val="Grid Table 4 - Accent 1"/>
-    <w:basedOn w:val="665"/>
+    <w:basedOn w:val="887"/>
     <w:uiPriority w:val="59"/>
     <w:pPr>
       <w:pBdr/>
@@ -7746,9 +8299,9 @@
       </w:tcPr>
     </w:tblStylePr>
   </w:style>
-  <w:style w:type="table" w:styleId="42">
+  <w:style w:type="table" w:styleId="731">
     <w:name w:val="Grid Table 4 - Accent 2"/>
-    <w:basedOn w:val="665"/>
+    <w:basedOn w:val="887"/>
     <w:uiPriority w:val="59"/>
     <w:pPr>
       <w:pBdr/>
@@ -7979,9 +8532,9 @@
       </w:tcPr>
     </w:tblStylePr>
   </w:style>
-  <w:style w:type="table" w:styleId="43">
+  <w:style w:type="table" w:styleId="732">
     <w:name w:val="Grid Table 4 - Accent 3"/>
-    <w:basedOn w:val="665"/>
+    <w:basedOn w:val="887"/>
     <w:uiPriority w:val="59"/>
     <w:pPr>
       <w:pBdr/>
@@ -8212,9 +8765,9 @@
       </w:tcPr>
     </w:tblStylePr>
   </w:style>
-  <w:style w:type="table" w:styleId="44">
+  <w:style w:type="table" w:styleId="733">
     <w:name w:val="Grid Table 4 - Accent 4"/>
-    <w:basedOn w:val="665"/>
+    <w:basedOn w:val="887"/>
     <w:uiPriority w:val="59"/>
     <w:pPr>
       <w:pBdr/>
@@ -8445,9 +8998,9 @@
       </w:tcPr>
     </w:tblStylePr>
   </w:style>
-  <w:style w:type="table" w:styleId="45">
+  <w:style w:type="table" w:styleId="734">
     <w:name w:val="Grid Table 4 - Accent 5"/>
-    <w:basedOn w:val="665"/>
+    <w:basedOn w:val="887"/>
     <w:uiPriority w:val="59"/>
     <w:pPr>
       <w:pBdr/>
@@ -8678,9 +9231,9 @@
       </w:tcPr>
     </w:tblStylePr>
   </w:style>
-  <w:style w:type="table" w:styleId="46">
+  <w:style w:type="table" w:styleId="735">
     <w:name w:val="Grid Table 4 - Accent 6"/>
-    <w:basedOn w:val="665"/>
+    <w:basedOn w:val="887"/>
     <w:uiPriority w:val="59"/>
     <w:pPr>
       <w:pBdr/>
@@ -8911,9 +9464,9 @@
       </w:tcPr>
     </w:tblStylePr>
   </w:style>
-  <w:style w:type="table" w:styleId="47">
+  <w:style w:type="table" w:styleId="736">
     <w:name w:val="Grid Table 5 Dark"/>
-    <w:basedOn w:val="665"/>
+    <w:basedOn w:val="887"/>
     <w:uiPriority w:val="99"/>
     <w:pPr>
       <w:pBdr/>
@@ -9139,9 +9692,9 @@
       </w:tcPr>
     </w:tblStylePr>
   </w:style>
-  <w:style w:type="table" w:styleId="48">
+  <w:style w:type="table" w:styleId="737">
     <w:name w:val="Grid Table 5 Dark- Accent 1"/>
-    <w:basedOn w:val="665"/>
+    <w:basedOn w:val="887"/>
     <w:uiPriority w:val="99"/>
     <w:pPr>
       <w:pBdr/>
@@ -9367,9 +9920,9 @@
       </w:tcPr>
     </w:tblStylePr>
   </w:style>
-  <w:style w:type="table" w:styleId="49">
+  <w:style w:type="table" w:styleId="738">
     <w:name w:val="Grid Table 5 Dark - Accent 2"/>
-    <w:basedOn w:val="665"/>
+    <w:basedOn w:val="887"/>
     <w:uiPriority w:val="99"/>
     <w:pPr>
       <w:pBdr/>
@@ -9595,9 +10148,9 @@
       </w:tcPr>
     </w:tblStylePr>
   </w:style>
-  <w:style w:type="table" w:styleId="50">
+  <w:style w:type="table" w:styleId="739">
     <w:name w:val="Grid Table 5 Dark - Accent 3"/>
-    <w:basedOn w:val="665"/>
+    <w:basedOn w:val="887"/>
     <w:uiPriority w:val="99"/>
     <w:pPr>
       <w:pBdr/>
@@ -9823,9 +10376,9 @@
       </w:tcPr>
     </w:tblStylePr>
   </w:style>
-  <w:style w:type="table" w:styleId="51">
+  <w:style w:type="table" w:styleId="740">
     <w:name w:val="Grid Table 5 Dark- Accent 4"/>
-    <w:basedOn w:val="665"/>
+    <w:basedOn w:val="887"/>
     <w:uiPriority w:val="99"/>
     <w:pPr>
       <w:pBdr/>
@@ -10051,9 +10604,9 @@
       </w:tcPr>
     </w:tblStylePr>
   </w:style>
-  <w:style w:type="table" w:styleId="52">
+  <w:style w:type="table" w:styleId="741">
     <w:name w:val="Grid Table 5 Dark - Accent 5"/>
-    <w:basedOn w:val="665"/>
+    <w:basedOn w:val="887"/>
     <w:uiPriority w:val="99"/>
     <w:pPr>
       <w:pBdr/>
@@ -10279,9 +10832,9 @@
       </w:tcPr>
     </w:tblStylePr>
   </w:style>
-  <w:style w:type="table" w:styleId="53">
+  <w:style w:type="table" w:styleId="742">
     <w:name w:val="Grid Table 5 Dark - Accent 6"/>
-    <w:basedOn w:val="665"/>
+    <w:basedOn w:val="887"/>
     <w:uiPriority w:val="99"/>
     <w:pPr>
       <w:pBdr/>
@@ -10507,9 +11060,9 @@
       </w:tcPr>
     </w:tblStylePr>
   </w:style>
-  <w:style w:type="table" w:styleId="54">
+  <w:style w:type="table" w:styleId="743">
     <w:name w:val="Grid Table 6 Colorful"/>
-    <w:basedOn w:val="665"/>
+    <w:basedOn w:val="887"/>
     <w:uiPriority w:val="99"/>
     <w:pPr>
       <w:pBdr/>
@@ -10737,9 +11290,9 @@
       </w:tcPr>
     </w:tblStylePr>
   </w:style>
-  <w:style w:type="table" w:styleId="55">
+  <w:style w:type="table" w:styleId="744">
     <w:name w:val="Grid Table 6 Colorful - Accent 1"/>
-    <w:basedOn w:val="665"/>
+    <w:basedOn w:val="887"/>
     <w:uiPriority w:val="99"/>
     <w:pPr>
       <w:pBdr/>
@@ -10967,9 +11520,9 @@
       </w:tcPr>
     </w:tblStylePr>
   </w:style>
-  <w:style w:type="table" w:styleId="56">
+  <w:style w:type="table" w:styleId="745">
     <w:name w:val="Grid Table 6 Colorful - Accent 2"/>
-    <w:basedOn w:val="665"/>
+    <w:basedOn w:val="887"/>
     <w:uiPriority w:val="99"/>
     <w:pPr>
       <w:pBdr/>
@@ -11197,9 +11750,9 @@
       </w:tcPr>
     </w:tblStylePr>
   </w:style>
-  <w:style w:type="table" w:styleId="57">
+  <w:style w:type="table" w:styleId="746">
     <w:name w:val="Grid Table 6 Colorful - Accent 3"/>
-    <w:basedOn w:val="665"/>
+    <w:basedOn w:val="887"/>
     <w:uiPriority w:val="99"/>
     <w:pPr>
       <w:pBdr/>
@@ -11427,9 +11980,9 @@
       </w:tcPr>
     </w:tblStylePr>
   </w:style>
-  <w:style w:type="table" w:styleId="58">
+  <w:style w:type="table" w:styleId="747">
     <w:name w:val="Grid Table 6 Colorful - Accent 4"/>
-    <w:basedOn w:val="665"/>
+    <w:basedOn w:val="887"/>
     <w:uiPriority w:val="99"/>
     <w:pPr>
       <w:pBdr/>
@@ -11657,9 +12210,9 @@
       </w:tcPr>
     </w:tblStylePr>
   </w:style>
-  <w:style w:type="table" w:styleId="59">
+  <w:style w:type="table" w:styleId="748">
     <w:name w:val="Grid Table 6 Colorful - Accent 5"/>
-    <w:basedOn w:val="665"/>
+    <w:basedOn w:val="887"/>
     <w:uiPriority w:val="99"/>
     <w:pPr>
       <w:pBdr/>
@@ -11887,9 +12440,9 @@
       </w:tcPr>
     </w:tblStylePr>
   </w:style>
-  <w:style w:type="table" w:styleId="60">
+  <w:style w:type="table" w:styleId="749">
     <w:name w:val="Grid Table 6 Colorful - Accent 6"/>
-    <w:basedOn w:val="665"/>
+    <w:basedOn w:val="887"/>
     <w:uiPriority w:val="99"/>
     <w:pPr>
       <w:pBdr/>
@@ -12117,9 +12670,9 @@
       </w:tcPr>
     </w:tblStylePr>
   </w:style>
-  <w:style w:type="table" w:styleId="61">
+  <w:style w:type="table" w:styleId="750">
     <w:name w:val="Grid Table 7 Colorful"/>
-    <w:basedOn w:val="665"/>
+    <w:basedOn w:val="887"/>
     <w:uiPriority w:val="99"/>
     <w:pPr>
       <w:pBdr/>
@@ -12221,11 +12774,11 @@
         <w:tblBorders/>
       </w:tblPr>
       <w:tcPr>
-        <w:shd w:color="ffffff"/>
+        <w:shd w:val="clear" w:color="ffffff"/>
         <w:tcBorders>
-          <w:top w:val="none"/>
-          <w:left w:val="none"/>
-          <w:bottom w:val="none"/>
+          <w:top w:val="none" w:color="000000" w:sz="4" w:space="0"/>
+          <w:left w:val="none" w:color="000000" w:sz="4" w:space="0"/>
+          <w:bottom w:val="none" w:color="000000" w:sz="4" w:space="0"/>
           <w:right w:val="single" w:color="000000" w:themeColor="text1" w:themeTint="80" w:sz="4" w:space="0"/>
         </w:tcBorders>
       </w:tcPr>
@@ -12248,10 +12801,10 @@
       <w:tcPr>
         <w:shd w:val="clear" w:color="ffffff" w:themeColor="light1" w:fill="ffffff" w:themeFill="light1"/>
         <w:tcBorders>
-          <w:top w:val="none"/>
-          <w:left w:val="none"/>
+          <w:top w:val="none" w:color="000000" w:sz="4" w:space="0"/>
+          <w:left w:val="none" w:color="000000" w:sz="4" w:space="0"/>
           <w:bottom w:val="single" w:color="000000" w:themeColor="text1" w:themeTint="80" w:sz="4" w:space="0"/>
-          <w:right w:val="none"/>
+          <w:right w:val="none" w:color="000000" w:sz="4" w:space="0"/>
         </w:tcBorders>
       </w:tcPr>
     </w:tblStylePr>
@@ -12271,12 +12824,12 @@
         <w:tblBorders/>
       </w:tblPr>
       <w:tcPr>
-        <w:shd w:color="ffffff"/>
+        <w:shd w:val="clear" w:color="ffffff"/>
         <w:tcBorders>
-          <w:top w:val="none"/>
+          <w:top w:val="none" w:color="000000" w:sz="4" w:space="0"/>
           <w:left w:val="single" w:color="000000" w:themeColor="text1" w:themeTint="80" w:sz="4" w:space="0"/>
-          <w:bottom w:val="none"/>
-          <w:right w:val="none"/>
+          <w:bottom w:val="none" w:color="000000" w:sz="4" w:space="0"/>
+          <w:right w:val="none" w:color="000000" w:sz="4" w:space="0"/>
         </w:tcBorders>
       </w:tcPr>
     </w:tblStylePr>
@@ -12299,9 +12852,9 @@
         <w:shd w:val="clear" w:color="ffffff" w:themeColor="light1" w:fill="ffffff" w:themeFill="light1"/>
         <w:tcBorders>
           <w:top w:val="single" w:color="000000" w:themeColor="text1" w:themeTint="80" w:sz="4" w:space="0"/>
-          <w:left w:val="none"/>
-          <w:bottom w:val="none"/>
-          <w:right w:val="none"/>
+          <w:left w:val="none" w:color="000000" w:sz="4" w:space="0"/>
+          <w:bottom w:val="none" w:color="000000" w:sz="4" w:space="0"/>
+          <w:right w:val="none" w:color="000000" w:sz="4" w:space="0"/>
         </w:tcBorders>
       </w:tcPr>
     </w:tblStylePr>
@@ -12371,9 +12924,9 @@
       </w:tcPr>
     </w:tblStylePr>
   </w:style>
-  <w:style w:type="table" w:styleId="62">
+  <w:style w:type="table" w:styleId="751">
     <w:name w:val="Grid Table 7 Colorful - Accent 1"/>
-    <w:basedOn w:val="665"/>
+    <w:basedOn w:val="887"/>
     <w:uiPriority w:val="99"/>
     <w:pPr>
       <w:pBdr/>
@@ -12475,11 +13028,11 @@
         <w:tblBorders/>
       </w:tblPr>
       <w:tcPr>
-        <w:shd w:color="ffffff"/>
+        <w:shd w:val="clear" w:color="ffffff"/>
         <w:tcBorders>
-          <w:top w:val="none"/>
-          <w:left w:val="none"/>
-          <w:bottom w:val="none"/>
+          <w:top w:val="none" w:color="000000" w:sz="4" w:space="0"/>
+          <w:left w:val="none" w:color="000000" w:sz="4" w:space="0"/>
+          <w:bottom w:val="none" w:color="000000" w:sz="4" w:space="0"/>
           <w:right w:val="single" w:color="000000" w:themeColor="accent1" w:themeTint="80" w:sz="4" w:space="0"/>
         </w:tcBorders>
       </w:tcPr>
@@ -12502,10 +13055,10 @@
       <w:tcPr>
         <w:shd w:val="clear" w:color="ffffff" w:themeColor="light1" w:fill="ffffff" w:themeFill="light1"/>
         <w:tcBorders>
-          <w:top w:val="none"/>
-          <w:left w:val="none"/>
+          <w:top w:val="none" w:color="000000" w:sz="4" w:space="0"/>
+          <w:left w:val="none" w:color="000000" w:sz="4" w:space="0"/>
           <w:bottom w:val="single" w:color="000000" w:themeColor="accent1" w:themeTint="80" w:sz="4" w:space="0"/>
-          <w:right w:val="none"/>
+          <w:right w:val="none" w:color="000000" w:sz="4" w:space="0"/>
         </w:tcBorders>
       </w:tcPr>
     </w:tblStylePr>
@@ -12525,12 +13078,12 @@
         <w:tblBorders/>
       </w:tblPr>
       <w:tcPr>
-        <w:shd w:color="ffffff"/>
+        <w:shd w:val="clear" w:color="ffffff"/>
         <w:tcBorders>
-          <w:top w:val="none"/>
+          <w:top w:val="none" w:color="000000" w:sz="4" w:space="0"/>
           <w:left w:val="single" w:color="000000" w:themeColor="accent1" w:themeTint="80" w:sz="4" w:space="0"/>
-          <w:bottom w:val="none"/>
-          <w:right w:val="none"/>
+          <w:bottom w:val="none" w:color="000000" w:sz="4" w:space="0"/>
+          <w:right w:val="none" w:color="000000" w:sz="4" w:space="0"/>
         </w:tcBorders>
       </w:tcPr>
     </w:tblStylePr>
@@ -12553,9 +13106,9 @@
         <w:shd w:val="clear" w:color="ffffff" w:themeColor="light1" w:fill="ffffff" w:themeFill="light1"/>
         <w:tcBorders>
           <w:top w:val="single" w:color="000000" w:themeColor="accent1" w:themeTint="80" w:sz="4" w:space="0"/>
-          <w:left w:val="none"/>
-          <w:bottom w:val="none"/>
-          <w:right w:val="none"/>
+          <w:left w:val="none" w:color="000000" w:sz="4" w:space="0"/>
+          <w:bottom w:val="none" w:color="000000" w:sz="4" w:space="0"/>
+          <w:right w:val="none" w:color="000000" w:sz="4" w:space="0"/>
         </w:tcBorders>
       </w:tcPr>
     </w:tblStylePr>
@@ -12625,9 +13178,9 @@
       </w:tcPr>
     </w:tblStylePr>
   </w:style>
-  <w:style w:type="table" w:styleId="63">
+  <w:style w:type="table" w:styleId="752">
     <w:name w:val="Grid Table 7 Colorful - Accent 2"/>
-    <w:basedOn w:val="665"/>
+    <w:basedOn w:val="887"/>
     <w:uiPriority w:val="99"/>
     <w:pPr>
       <w:pBdr/>
@@ -12729,11 +13282,11 @@
         <w:tblBorders/>
       </w:tblPr>
       <w:tcPr>
-        <w:shd w:color="ffffff"/>
+        <w:shd w:val="clear" w:color="ffffff"/>
         <w:tcBorders>
-          <w:top w:val="none"/>
-          <w:left w:val="none"/>
-          <w:bottom w:val="none"/>
+          <w:top w:val="none" w:color="000000" w:sz="4" w:space="0"/>
+          <w:left w:val="none" w:color="000000" w:sz="4" w:space="0"/>
+          <w:bottom w:val="none" w:color="000000" w:sz="4" w:space="0"/>
           <w:right w:val="single" w:color="000000" w:themeColor="accent2" w:themeTint="97" w:sz="4" w:space="0"/>
         </w:tcBorders>
       </w:tcPr>
@@ -12756,10 +13309,10 @@
       <w:tcPr>
         <w:shd w:val="clear" w:color="ffffff" w:themeColor="light1" w:fill="ffffff" w:themeFill="light1"/>
         <w:tcBorders>
-          <w:top w:val="none"/>
-          <w:left w:val="none"/>
+          <w:top w:val="none" w:color="000000" w:sz="4" w:space="0"/>
+          <w:left w:val="none" w:color="000000" w:sz="4" w:space="0"/>
           <w:bottom w:val="single" w:color="000000" w:themeColor="accent2" w:themeTint="97" w:sz="4" w:space="0"/>
-          <w:right w:val="none"/>
+          <w:right w:val="none" w:color="000000" w:sz="4" w:space="0"/>
         </w:tcBorders>
       </w:tcPr>
     </w:tblStylePr>
@@ -12779,12 +13332,12 @@
         <w:tblBorders/>
       </w:tblPr>
       <w:tcPr>
-        <w:shd w:color="ffffff"/>
+        <w:shd w:val="clear" w:color="ffffff"/>
         <w:tcBorders>
-          <w:top w:val="none"/>
+          <w:top w:val="none" w:color="000000" w:sz="4" w:space="0"/>
           <w:left w:val="single" w:color="000000" w:themeColor="accent2" w:themeTint="97" w:sz="4" w:space="0"/>
-          <w:bottom w:val="none"/>
-          <w:right w:val="none"/>
+          <w:bottom w:val="none" w:color="000000" w:sz="4" w:space="0"/>
+          <w:right w:val="none" w:color="000000" w:sz="4" w:space="0"/>
         </w:tcBorders>
       </w:tcPr>
     </w:tblStylePr>
@@ -12807,9 +13360,9 @@
         <w:shd w:val="clear" w:color="ffffff" w:themeColor="light1" w:fill="ffffff" w:themeFill="light1"/>
         <w:tcBorders>
           <w:top w:val="single" w:color="000000" w:themeColor="accent2" w:themeTint="97" w:sz="4" w:space="0"/>
-          <w:left w:val="none"/>
-          <w:bottom w:val="none"/>
-          <w:right w:val="none"/>
+          <w:left w:val="none" w:color="000000" w:sz="4" w:space="0"/>
+          <w:bottom w:val="none" w:color="000000" w:sz="4" w:space="0"/>
+          <w:right w:val="none" w:color="000000" w:sz="4" w:space="0"/>
         </w:tcBorders>
       </w:tcPr>
     </w:tblStylePr>
@@ -12879,9 +13432,9 @@
       </w:tcPr>
     </w:tblStylePr>
   </w:style>
-  <w:style w:type="table" w:styleId="64">
+  <w:style w:type="table" w:styleId="753">
     <w:name w:val="Grid Table 7 Colorful - Accent 3"/>
-    <w:basedOn w:val="665"/>
+    <w:basedOn w:val="887"/>
     <w:uiPriority w:val="99"/>
     <w:pPr>
       <w:pBdr/>
@@ -12983,11 +13536,11 @@
         <w:tblBorders/>
       </w:tblPr>
       <w:tcPr>
-        <w:shd w:color="ffffff"/>
+        <w:shd w:val="clear" w:color="ffffff"/>
         <w:tcBorders>
-          <w:top w:val="none"/>
-          <w:left w:val="none"/>
-          <w:bottom w:val="none"/>
+          <w:top w:val="none" w:color="000000" w:sz="4" w:space="0"/>
+          <w:left w:val="none" w:color="000000" w:sz="4" w:space="0"/>
+          <w:bottom w:val="none" w:color="000000" w:sz="4" w:space="0"/>
           <w:right w:val="single" w:color="000000" w:themeColor="accent3" w:themeTint="FE" w:sz="4" w:space="0"/>
         </w:tcBorders>
       </w:tcPr>
@@ -13010,10 +13563,10 @@
       <w:tcPr>
         <w:shd w:val="clear" w:color="ffffff" w:themeColor="light1" w:fill="ffffff" w:themeFill="light1"/>
         <w:tcBorders>
-          <w:top w:val="none"/>
-          <w:left w:val="none"/>
+          <w:top w:val="none" w:color="000000" w:sz="4" w:space="0"/>
+          <w:left w:val="none" w:color="000000" w:sz="4" w:space="0"/>
           <w:bottom w:val="single" w:color="000000" w:themeColor="accent3" w:themeTint="FE" w:sz="4" w:space="0"/>
-          <w:right w:val="none"/>
+          <w:right w:val="none" w:color="000000" w:sz="4" w:space="0"/>
         </w:tcBorders>
       </w:tcPr>
     </w:tblStylePr>
@@ -13033,12 +13586,12 @@
         <w:tblBorders/>
       </w:tblPr>
       <w:tcPr>
-        <w:shd w:color="ffffff"/>
+        <w:shd w:val="clear" w:color="ffffff"/>
         <w:tcBorders>
-          <w:top w:val="none"/>
+          <w:top w:val="none" w:color="000000" w:sz="4" w:space="0"/>
           <w:left w:val="single" w:color="000000" w:themeColor="accent3" w:themeTint="FE" w:sz="4" w:space="0"/>
-          <w:bottom w:val="none"/>
-          <w:right w:val="none"/>
+          <w:bottom w:val="none" w:color="000000" w:sz="4" w:space="0"/>
+          <w:right w:val="none" w:color="000000" w:sz="4" w:space="0"/>
         </w:tcBorders>
       </w:tcPr>
     </w:tblStylePr>
@@ -13061,9 +13614,9 @@
         <w:shd w:val="clear" w:color="ffffff" w:themeColor="light1" w:fill="ffffff" w:themeFill="light1"/>
         <w:tcBorders>
           <w:top w:val="single" w:color="000000" w:themeColor="accent3" w:themeTint="FE" w:sz="4" w:space="0"/>
-          <w:left w:val="none"/>
-          <w:bottom w:val="none"/>
-          <w:right w:val="none"/>
+          <w:left w:val="none" w:color="000000" w:sz="4" w:space="0"/>
+          <w:bottom w:val="none" w:color="000000" w:sz="4" w:space="0"/>
+          <w:right w:val="none" w:color="000000" w:sz="4" w:space="0"/>
         </w:tcBorders>
       </w:tcPr>
     </w:tblStylePr>
@@ -13133,9 +13686,9 @@
       </w:tcPr>
     </w:tblStylePr>
   </w:style>
-  <w:style w:type="table" w:styleId="65">
+  <w:style w:type="table" w:styleId="754">
     <w:name w:val="Grid Table 7 Colorful - Accent 4"/>
-    <w:basedOn w:val="665"/>
+    <w:basedOn w:val="887"/>
     <w:uiPriority w:val="99"/>
     <w:pPr>
       <w:pBdr/>
@@ -13237,11 +13790,11 @@
         <w:tblBorders/>
       </w:tblPr>
       <w:tcPr>
-        <w:shd w:color="ffffff"/>
+        <w:shd w:val="clear" w:color="ffffff"/>
         <w:tcBorders>
-          <w:top w:val="none"/>
-          <w:left w:val="none"/>
-          <w:bottom w:val="none"/>
+          <w:top w:val="none" w:color="000000" w:sz="4" w:space="0"/>
+          <w:left w:val="none" w:color="000000" w:sz="4" w:space="0"/>
+          <w:bottom w:val="none" w:color="000000" w:sz="4" w:space="0"/>
           <w:right w:val="single" w:color="000000" w:themeColor="accent4" w:themeTint="9A" w:sz="4" w:space="0"/>
         </w:tcBorders>
       </w:tcPr>
@@ -13264,10 +13817,10 @@
       <w:tcPr>
         <w:shd w:val="clear" w:color="ffffff" w:themeColor="light1" w:fill="ffffff" w:themeFill="light1"/>
         <w:tcBorders>
-          <w:top w:val="none"/>
-          <w:left w:val="none"/>
+          <w:top w:val="none" w:color="000000" w:sz="4" w:space="0"/>
+          <w:left w:val="none" w:color="000000" w:sz="4" w:space="0"/>
           <w:bottom w:val="single" w:color="000000" w:themeColor="accent4" w:themeTint="9A" w:sz="4" w:space="0"/>
-          <w:right w:val="none"/>
+          <w:right w:val="none" w:color="000000" w:sz="4" w:space="0"/>
         </w:tcBorders>
       </w:tcPr>
     </w:tblStylePr>
@@ -13287,12 +13840,12 @@
         <w:tblBorders/>
       </w:tblPr>
       <w:tcPr>
-        <w:shd w:color="ffffff"/>
+        <w:shd w:val="clear" w:color="ffffff"/>
         <w:tcBorders>
-          <w:top w:val="none"/>
+          <w:top w:val="none" w:color="000000" w:sz="4" w:space="0"/>
           <w:left w:val="single" w:color="000000" w:themeColor="accent4" w:themeTint="9A" w:sz="4" w:space="0"/>
-          <w:bottom w:val="none"/>
-          <w:right w:val="none"/>
+          <w:bottom w:val="none" w:color="000000" w:sz="4" w:space="0"/>
+          <w:right w:val="none" w:color="000000" w:sz="4" w:space="0"/>
         </w:tcBorders>
       </w:tcPr>
     </w:tblStylePr>
@@ -13315,9 +13868,9 @@
         <w:shd w:val="clear" w:color="ffffff" w:themeColor="light1" w:fill="ffffff" w:themeFill="light1"/>
         <w:tcBorders>
           <w:top w:val="single" w:color="000000" w:themeColor="accent4" w:themeTint="9A" w:sz="4" w:space="0"/>
-          <w:left w:val="none"/>
-          <w:bottom w:val="none"/>
-          <w:right w:val="none"/>
+          <w:left w:val="none" w:color="000000" w:sz="4" w:space="0"/>
+          <w:bottom w:val="none" w:color="000000" w:sz="4" w:space="0"/>
+          <w:right w:val="none" w:color="000000" w:sz="4" w:space="0"/>
         </w:tcBorders>
       </w:tcPr>
     </w:tblStylePr>
@@ -13387,9 +13940,9 @@
       </w:tcPr>
     </w:tblStylePr>
   </w:style>
-  <w:style w:type="table" w:styleId="66">
+  <w:style w:type="table" w:styleId="755">
     <w:name w:val="Grid Table 7 Colorful - Accent 5"/>
-    <w:basedOn w:val="665"/>
+    <w:basedOn w:val="887"/>
     <w:uiPriority w:val="99"/>
     <w:pPr>
       <w:pBdr/>
@@ -13491,11 +14044,11 @@
         <w:tblBorders/>
       </w:tblPr>
       <w:tcPr>
-        <w:shd w:color="ffffff"/>
+        <w:shd w:val="clear" w:color="ffffff"/>
         <w:tcBorders>
-          <w:top w:val="none"/>
-          <w:left w:val="none"/>
-          <w:bottom w:val="none"/>
+          <w:top w:val="none" w:color="000000" w:sz="4" w:space="0"/>
+          <w:left w:val="none" w:color="000000" w:sz="4" w:space="0"/>
+          <w:bottom w:val="none" w:color="000000" w:sz="4" w:space="0"/>
           <w:right w:val="single" w:color="000000" w:themeColor="accent5" w:themeTint="90" w:sz="4" w:space="0"/>
         </w:tcBorders>
       </w:tcPr>
@@ -13518,10 +14071,10 @@
       <w:tcPr>
         <w:shd w:val="clear" w:color="ffffff" w:themeColor="light1" w:fill="ffffff" w:themeFill="light1"/>
         <w:tcBorders>
-          <w:top w:val="none"/>
-          <w:left w:val="none"/>
+          <w:top w:val="none" w:color="000000" w:sz="4" w:space="0"/>
+          <w:left w:val="none" w:color="000000" w:sz="4" w:space="0"/>
           <w:bottom w:val="single" w:color="000000" w:themeColor="accent5" w:themeTint="90" w:sz="4" w:space="0"/>
-          <w:right w:val="none"/>
+          <w:right w:val="none" w:color="000000" w:sz="4" w:space="0"/>
         </w:tcBorders>
       </w:tcPr>
     </w:tblStylePr>
@@ -13541,12 +14094,12 @@
         <w:tblBorders/>
       </w:tblPr>
       <w:tcPr>
-        <w:shd w:color="ffffff"/>
+        <w:shd w:val="clear" w:color="ffffff"/>
         <w:tcBorders>
-          <w:top w:val="none"/>
+          <w:top w:val="none" w:color="000000" w:sz="4" w:space="0"/>
           <w:left w:val="single" w:color="000000" w:themeColor="accent5" w:themeTint="90" w:sz="4" w:space="0"/>
-          <w:bottom w:val="none"/>
-          <w:right w:val="none"/>
+          <w:bottom w:val="none" w:color="000000" w:sz="4" w:space="0"/>
+          <w:right w:val="none" w:color="000000" w:sz="4" w:space="0"/>
         </w:tcBorders>
       </w:tcPr>
     </w:tblStylePr>
@@ -13569,9 +14122,9 @@
         <w:shd w:val="clear" w:color="ffffff" w:themeColor="light1" w:fill="ffffff" w:themeFill="light1"/>
         <w:tcBorders>
           <w:top w:val="single" w:color="000000" w:themeColor="accent5" w:themeTint="90" w:sz="4" w:space="0"/>
-          <w:left w:val="none"/>
-          <w:bottom w:val="none"/>
-          <w:right w:val="none"/>
+          <w:left w:val="none" w:color="000000" w:sz="4" w:space="0"/>
+          <w:bottom w:val="none" w:color="000000" w:sz="4" w:space="0"/>
+          <w:right w:val="none" w:color="000000" w:sz="4" w:space="0"/>
         </w:tcBorders>
       </w:tcPr>
     </w:tblStylePr>
@@ -13641,9 +14194,9 @@
       </w:tcPr>
     </w:tblStylePr>
   </w:style>
-  <w:style w:type="table" w:styleId="67">
+  <w:style w:type="table" w:styleId="756">
     <w:name w:val="Grid Table 7 Colorful - Accent 6"/>
-    <w:basedOn w:val="665"/>
+    <w:basedOn w:val="887"/>
     <w:uiPriority w:val="99"/>
     <w:pPr>
       <w:pBdr/>
@@ -13745,11 +14298,11 @@
         <w:tblBorders/>
       </w:tblPr>
       <w:tcPr>
-        <w:shd w:color="ffffff"/>
+        <w:shd w:val="clear" w:color="ffffff"/>
         <w:tcBorders>
-          <w:top w:val="none"/>
-          <w:left w:val="none"/>
-          <w:bottom w:val="none"/>
+          <w:top w:val="none" w:color="000000" w:sz="4" w:space="0"/>
+          <w:left w:val="none" w:color="000000" w:sz="4" w:space="0"/>
+          <w:bottom w:val="none" w:color="000000" w:sz="4" w:space="0"/>
           <w:right w:val="single" w:color="000000" w:themeColor="accent6" w:themeTint="90" w:sz="4" w:space="0"/>
         </w:tcBorders>
       </w:tcPr>
@@ -13772,10 +14325,10 @@
       <w:tcPr>
         <w:shd w:val="clear" w:color="ffffff" w:themeColor="light1" w:fill="ffffff" w:themeFill="light1"/>
         <w:tcBorders>
-          <w:top w:val="none"/>
-          <w:left w:val="none"/>
+          <w:top w:val="none" w:color="000000" w:sz="4" w:space="0"/>
+          <w:left w:val="none" w:color="000000" w:sz="4" w:space="0"/>
           <w:bottom w:val="single" w:color="000000" w:themeColor="accent6" w:themeTint="90" w:sz="4" w:space="0"/>
-          <w:right w:val="none"/>
+          <w:right w:val="none" w:color="000000" w:sz="4" w:space="0"/>
         </w:tcBorders>
       </w:tcPr>
     </w:tblStylePr>
@@ -13795,12 +14348,12 @@
         <w:tblBorders/>
       </w:tblPr>
       <w:tcPr>
-        <w:shd w:color="ffffff"/>
+        <w:shd w:val="clear" w:color="ffffff"/>
         <w:tcBorders>
-          <w:top w:val="none"/>
+          <w:top w:val="none" w:color="000000" w:sz="4" w:space="0"/>
           <w:left w:val="single" w:color="000000" w:themeColor="accent6" w:themeTint="90" w:sz="4" w:space="0"/>
-          <w:bottom w:val="none"/>
-          <w:right w:val="none"/>
+          <w:bottom w:val="none" w:color="000000" w:sz="4" w:space="0"/>
+          <w:right w:val="none" w:color="000000" w:sz="4" w:space="0"/>
         </w:tcBorders>
       </w:tcPr>
     </w:tblStylePr>
@@ -13823,9 +14376,9 @@
         <w:shd w:val="clear" w:color="ffffff" w:themeColor="light1" w:fill="ffffff" w:themeFill="light1"/>
         <w:tcBorders>
           <w:top w:val="single" w:color="000000" w:themeColor="accent6" w:themeTint="90" w:sz="4" w:space="0"/>
-          <w:left w:val="none"/>
-          <w:bottom w:val="none"/>
-          <w:right w:val="none"/>
+          <w:left w:val="none" w:color="000000" w:sz="4" w:space="0"/>
+          <w:bottom w:val="none" w:color="000000" w:sz="4" w:space="0"/>
+          <w:right w:val="none" w:color="000000" w:sz="4" w:space="0"/>
         </w:tcBorders>
       </w:tcPr>
     </w:tblStylePr>
@@ -13895,9 +14448,9 @@
       </w:tcPr>
     </w:tblStylePr>
   </w:style>
-  <w:style w:type="table" w:styleId="68">
+  <w:style w:type="table" w:styleId="757">
     <w:name w:val="List Table 1 Light"/>
-    <w:basedOn w:val="665"/>
+    <w:basedOn w:val="887"/>
     <w:uiPriority w:val="99"/>
     <w:pPr>
       <w:pBdr/>
@@ -14111,9 +14664,9 @@
       </w:tcPr>
     </w:tblStylePr>
   </w:style>
-  <w:style w:type="table" w:styleId="69">
+  <w:style w:type="table" w:styleId="758">
     <w:name w:val="List Table 1 Light - Accent 1"/>
-    <w:basedOn w:val="665"/>
+    <w:basedOn w:val="887"/>
     <w:uiPriority w:val="99"/>
     <w:pPr>
       <w:pBdr/>
@@ -14327,9 +14880,9 @@
       </w:tcPr>
     </w:tblStylePr>
   </w:style>
-  <w:style w:type="table" w:styleId="70">
+  <w:style w:type="table" w:styleId="759">
     <w:name w:val="List Table 1 Light - Accent 2"/>
-    <w:basedOn w:val="665"/>
+    <w:basedOn w:val="887"/>
     <w:uiPriority w:val="99"/>
     <w:pPr>
       <w:pBdr/>
@@ -14543,9 +15096,9 @@
       </w:tcPr>
     </w:tblStylePr>
   </w:style>
-  <w:style w:type="table" w:styleId="71">
+  <w:style w:type="table" w:styleId="760">
     <w:name w:val="List Table 1 Light - Accent 3"/>
-    <w:basedOn w:val="665"/>
+    <w:basedOn w:val="887"/>
     <w:uiPriority w:val="99"/>
     <w:pPr>
       <w:pBdr/>
@@ -14759,9 +15312,9 @@
       </w:tcPr>
     </w:tblStylePr>
   </w:style>
-  <w:style w:type="table" w:styleId="72">
+  <w:style w:type="table" w:styleId="761">
     <w:name w:val="List Table 1 Light - Accent 4"/>
-    <w:basedOn w:val="665"/>
+    <w:basedOn w:val="887"/>
     <w:uiPriority w:val="99"/>
     <w:pPr>
       <w:pBdr/>
@@ -14975,9 +15528,9 @@
       </w:tcPr>
     </w:tblStylePr>
   </w:style>
-  <w:style w:type="table" w:styleId="73">
+  <w:style w:type="table" w:styleId="762">
     <w:name w:val="List Table 1 Light - Accent 5"/>
-    <w:basedOn w:val="665"/>
+    <w:basedOn w:val="887"/>
     <w:uiPriority w:val="99"/>
     <w:pPr>
       <w:pBdr/>
@@ -15191,9 +15744,9 @@
       </w:tcPr>
     </w:tblStylePr>
   </w:style>
-  <w:style w:type="table" w:styleId="74">
+  <w:style w:type="table" w:styleId="763">
     <w:name w:val="List Table 1 Light - Accent 6"/>
-    <w:basedOn w:val="665"/>
+    <w:basedOn w:val="887"/>
     <w:uiPriority w:val="99"/>
     <w:pPr>
       <w:pBdr/>
@@ -15407,9 +15960,9 @@
       </w:tcPr>
     </w:tblStylePr>
   </w:style>
-  <w:style w:type="table" w:styleId="75">
+  <w:style w:type="table" w:styleId="764">
     <w:name w:val="List Table 2"/>
-    <w:basedOn w:val="665"/>
+    <w:basedOn w:val="887"/>
     <w:uiPriority w:val="99"/>
     <w:pPr>
       <w:pBdr/>
@@ -15645,9 +16198,9 @@
       </w:tcPr>
     </w:tblStylePr>
   </w:style>
-  <w:style w:type="table" w:styleId="76">
+  <w:style w:type="table" w:styleId="765">
     <w:name w:val="List Table 2 - Accent 1"/>
-    <w:basedOn w:val="665"/>
+    <w:basedOn w:val="887"/>
     <w:uiPriority w:val="99"/>
     <w:pPr>
       <w:pBdr/>
@@ -15883,9 +16436,9 @@
       </w:tcPr>
     </w:tblStylePr>
   </w:style>
-  <w:style w:type="table" w:styleId="77">
+  <w:style w:type="table" w:styleId="766">
     <w:name w:val="List Table 2 - Accent 2"/>
-    <w:basedOn w:val="665"/>
+    <w:basedOn w:val="887"/>
     <w:uiPriority w:val="99"/>
     <w:pPr>
       <w:pBdr/>
@@ -16121,9 +16674,9 @@
       </w:tcPr>
     </w:tblStylePr>
   </w:style>
-  <w:style w:type="table" w:styleId="78">
+  <w:style w:type="table" w:styleId="767">
     <w:name w:val="List Table 2 - Accent 3"/>
-    <w:basedOn w:val="665"/>
+    <w:basedOn w:val="887"/>
     <w:uiPriority w:val="99"/>
     <w:pPr>
       <w:pBdr/>
@@ -16359,9 +16912,9 @@
       </w:tcPr>
     </w:tblStylePr>
   </w:style>
-  <w:style w:type="table" w:styleId="79">
+  <w:style w:type="table" w:styleId="768">
     <w:name w:val="List Table 2 - Accent 4"/>
-    <w:basedOn w:val="665"/>
+    <w:basedOn w:val="887"/>
     <w:uiPriority w:val="99"/>
     <w:pPr>
       <w:pBdr/>
@@ -16597,9 +17150,9 @@
       </w:tcPr>
     </w:tblStylePr>
   </w:style>
-  <w:style w:type="table" w:styleId="80">
+  <w:style w:type="table" w:styleId="769">
     <w:name w:val="List Table 2 - Accent 5"/>
-    <w:basedOn w:val="665"/>
+    <w:basedOn w:val="887"/>
     <w:uiPriority w:val="99"/>
     <w:pPr>
       <w:pBdr/>
@@ -16835,9 +17388,9 @@
       </w:tcPr>
     </w:tblStylePr>
   </w:style>
-  <w:style w:type="table" w:styleId="81">
+  <w:style w:type="table" w:styleId="770">
     <w:name w:val="List Table 2 - Accent 6"/>
-    <w:basedOn w:val="665"/>
+    <w:basedOn w:val="887"/>
     <w:uiPriority w:val="99"/>
     <w:pPr>
       <w:pBdr/>
@@ -17073,9 +17626,9 @@
       </w:tcPr>
     </w:tblStylePr>
   </w:style>
-  <w:style w:type="table" w:styleId="82">
+  <w:style w:type="table" w:styleId="771">
     <w:name w:val="List Table 3"/>
-    <w:basedOn w:val="665"/>
+    <w:basedOn w:val="887"/>
     <w:uiPriority w:val="99"/>
     <w:pPr>
       <w:pBdr/>
@@ -17301,9 +17854,9 @@
       </w:tcPr>
     </w:tblStylePr>
   </w:style>
-  <w:style w:type="table" w:styleId="83">
+  <w:style w:type="table" w:styleId="772">
     <w:name w:val="List Table 3 - Accent 1"/>
-    <w:basedOn w:val="665"/>
+    <w:basedOn w:val="887"/>
     <w:uiPriority w:val="99"/>
     <w:pPr>
       <w:pBdr/>
@@ -17529,9 +18082,9 @@
       </w:tcPr>
     </w:tblStylePr>
   </w:style>
-  <w:style w:type="table" w:styleId="84">
+  <w:style w:type="table" w:styleId="773">
     <w:name w:val="List Table 3 - Accent 2"/>
-    <w:basedOn w:val="665"/>
+    <w:basedOn w:val="887"/>
     <w:uiPriority w:val="99"/>
     <w:pPr>
       <w:pBdr/>
@@ -17757,9 +18310,9 @@
       </w:tcPr>
     </w:tblStylePr>
   </w:style>
-  <w:style w:type="table" w:styleId="85">
+  <w:style w:type="table" w:styleId="774">
     <w:name w:val="List Table 3 - Accent 3"/>
-    <w:basedOn w:val="665"/>
+    <w:basedOn w:val="887"/>
     <w:uiPriority w:val="99"/>
     <w:pPr>
       <w:pBdr/>
@@ -17985,9 +18538,9 @@
       </w:tcPr>
     </w:tblStylePr>
   </w:style>
-  <w:style w:type="table" w:styleId="86">
+  <w:style w:type="table" w:styleId="775">
     <w:name w:val="List Table 3 - Accent 4"/>
-    <w:basedOn w:val="665"/>
+    <w:basedOn w:val="887"/>
     <w:uiPriority w:val="99"/>
     <w:pPr>
       <w:pBdr/>
@@ -18213,9 +18766,9 @@
       </w:tcPr>
     </w:tblStylePr>
   </w:style>
-  <w:style w:type="table" w:styleId="87">
+  <w:style w:type="table" w:styleId="776">
     <w:name w:val="List Table 3 - Accent 5"/>
-    <w:basedOn w:val="665"/>
+    <w:basedOn w:val="887"/>
     <w:uiPriority w:val="99"/>
     <w:pPr>
       <w:pBdr/>
@@ -18441,9 +18994,9 @@
       </w:tcPr>
     </w:tblStylePr>
   </w:style>
-  <w:style w:type="table" w:styleId="88">
+  <w:style w:type="table" w:styleId="777">
     <w:name w:val="List Table 3 - Accent 6"/>
-    <w:basedOn w:val="665"/>
+    <w:basedOn w:val="887"/>
     <w:uiPriority w:val="99"/>
     <w:pPr>
       <w:pBdr/>
@@ -18669,9 +19222,9 @@
       </w:tcPr>
     </w:tblStylePr>
   </w:style>
-  <w:style w:type="table" w:styleId="89">
+  <w:style w:type="table" w:styleId="778">
     <w:name w:val="List Table 4"/>
-    <w:basedOn w:val="665"/>
+    <w:basedOn w:val="887"/>
     <w:uiPriority w:val="99"/>
     <w:pPr>
       <w:pBdr/>
@@ -18894,9 +19447,9 @@
       </w:tcPr>
     </w:tblStylePr>
   </w:style>
-  <w:style w:type="table" w:styleId="90">
+  <w:style w:type="table" w:styleId="779">
     <w:name w:val="List Table 4 - Accent 1"/>
-    <w:basedOn w:val="665"/>
+    <w:basedOn w:val="887"/>
     <w:uiPriority w:val="99"/>
     <w:pPr>
       <w:pBdr/>
@@ -19119,9 +19672,9 @@
       </w:tcPr>
     </w:tblStylePr>
   </w:style>
-  <w:style w:type="table" w:styleId="91">
+  <w:style w:type="table" w:styleId="780">
     <w:name w:val="List Table 4 - Accent 2"/>
-    <w:basedOn w:val="665"/>
+    <w:basedOn w:val="887"/>
     <w:uiPriority w:val="99"/>
     <w:pPr>
       <w:pBdr/>
@@ -19344,9 +19897,9 @@
       </w:tcPr>
     </w:tblStylePr>
   </w:style>
-  <w:style w:type="table" w:styleId="92">
+  <w:style w:type="table" w:styleId="781">
     <w:name w:val="List Table 4 - Accent 3"/>
-    <w:basedOn w:val="665"/>
+    <w:basedOn w:val="887"/>
     <w:uiPriority w:val="99"/>
     <w:pPr>
       <w:pBdr/>
@@ -19569,9 +20122,9 @@
       </w:tcPr>
     </w:tblStylePr>
   </w:style>
-  <w:style w:type="table" w:styleId="93">
+  <w:style w:type="table" w:styleId="782">
     <w:name w:val="List Table 4 - Accent 4"/>
-    <w:basedOn w:val="665"/>
+    <w:basedOn w:val="887"/>
     <w:uiPriority w:val="99"/>
     <w:pPr>
       <w:pBdr/>
@@ -19794,9 +20347,9 @@
       </w:tcPr>
     </w:tblStylePr>
   </w:style>
-  <w:style w:type="table" w:styleId="94">
+  <w:style w:type="table" w:styleId="783">
     <w:name w:val="List Table 4 - Accent 5"/>
-    <w:basedOn w:val="665"/>
+    <w:basedOn w:val="887"/>
     <w:uiPriority w:val="99"/>
     <w:pPr>
       <w:pBdr/>
@@ -20019,9 +20572,9 @@
       </w:tcPr>
     </w:tblStylePr>
   </w:style>
-  <w:style w:type="table" w:styleId="95">
+  <w:style w:type="table" w:styleId="784">
     <w:name w:val="List Table 4 - Accent 6"/>
-    <w:basedOn w:val="665"/>
+    <w:basedOn w:val="887"/>
     <w:uiPriority w:val="99"/>
     <w:pPr>
       <w:pBdr/>
@@ -20244,9 +20797,9 @@
       </w:tcPr>
     </w:tblStylePr>
   </w:style>
-  <w:style w:type="table" w:styleId="96">
+  <w:style w:type="table" w:styleId="785">
     <w:name w:val="List Table 5 Dark"/>
-    <w:basedOn w:val="665"/>
+    <w:basedOn w:val="887"/>
     <w:uiPriority w:val="99"/>
     <w:pPr>
       <w:pBdr/>
@@ -20486,9 +21039,9 @@
       </w:tcPr>
     </w:tblStylePr>
   </w:style>
-  <w:style w:type="table" w:styleId="97">
+  <w:style w:type="table" w:styleId="786">
     <w:name w:val="List Table 5 Dark - Accent 1"/>
-    <w:basedOn w:val="665"/>
+    <w:basedOn w:val="887"/>
     <w:uiPriority w:val="99"/>
     <w:pPr>
       <w:pBdr/>
@@ -20728,9 +21281,9 @@
       </w:tcPr>
     </w:tblStylePr>
   </w:style>
-  <w:style w:type="table" w:styleId="98">
+  <w:style w:type="table" w:styleId="787">
     <w:name w:val="List Table 5 Dark - Accent 2"/>
-    <w:basedOn w:val="665"/>
+    <w:basedOn w:val="887"/>
     <w:uiPriority w:val="99"/>
     <w:pPr>
       <w:pBdr/>
@@ -20970,9 +21523,9 @@
       </w:tcPr>
     </w:tblStylePr>
   </w:style>
-  <w:style w:type="table" w:styleId="99">
+  <w:style w:type="table" w:styleId="788">
     <w:name w:val="List Table 5 Dark - Accent 3"/>
-    <w:basedOn w:val="665"/>
+    <w:basedOn w:val="887"/>
     <w:uiPriority w:val="99"/>
     <w:pPr>
       <w:pBdr/>
@@ -21212,9 +21765,9 @@
       </w:tcPr>
     </w:tblStylePr>
   </w:style>
-  <w:style w:type="table" w:styleId="100">
+  <w:style w:type="table" w:styleId="789">
     <w:name w:val="List Table 5 Dark - Accent 4"/>
-    <w:basedOn w:val="665"/>
+    <w:basedOn w:val="887"/>
     <w:uiPriority w:val="99"/>
     <w:pPr>
       <w:pBdr/>
@@ -21454,9 +22007,9 @@
       </w:tcPr>
     </w:tblStylePr>
   </w:style>
-  <w:style w:type="table" w:styleId="101">
+  <w:style w:type="table" w:styleId="790">
     <w:name w:val="List Table 5 Dark - Accent 5"/>
-    <w:basedOn w:val="665"/>
+    <w:basedOn w:val="887"/>
     <w:uiPriority w:val="99"/>
     <w:pPr>
       <w:pBdr/>
@@ -21696,9 +22249,9 @@
       </w:tcPr>
     </w:tblStylePr>
   </w:style>
-  <w:style w:type="table" w:styleId="102">
+  <w:style w:type="table" w:styleId="791">
     <w:name w:val="List Table 5 Dark - Accent 6"/>
-    <w:basedOn w:val="665"/>
+    <w:basedOn w:val="887"/>
     <w:uiPriority w:val="99"/>
     <w:pPr>
       <w:pBdr/>
@@ -21938,9 +22491,9 @@
       </w:tcPr>
     </w:tblStylePr>
   </w:style>
-  <w:style w:type="table" w:styleId="103">
+  <w:style w:type="table" w:styleId="792">
     <w:name w:val="List Table 6 Colorful"/>
-    <w:basedOn w:val="665"/>
+    <w:basedOn w:val="887"/>
     <w:uiPriority w:val="99"/>
     <w:pPr>
       <w:pBdr/>
@@ -22161,9 +22714,9 @@
       </w:tcPr>
     </w:tblStylePr>
   </w:style>
-  <w:style w:type="table" w:styleId="104">
+  <w:style w:type="table" w:styleId="793">
     <w:name w:val="List Table 6 Colorful - Accent 1"/>
-    <w:basedOn w:val="665"/>
+    <w:basedOn w:val="887"/>
     <w:uiPriority w:val="99"/>
     <w:pPr>
       <w:pBdr/>
@@ -22384,9 +22937,9 @@
       </w:tcPr>
     </w:tblStylePr>
   </w:style>
-  <w:style w:type="table" w:styleId="105">
+  <w:style w:type="table" w:styleId="794">
     <w:name w:val="List Table 6 Colorful - Accent 2"/>
-    <w:basedOn w:val="665"/>
+    <w:basedOn w:val="887"/>
     <w:uiPriority w:val="99"/>
     <w:pPr>
       <w:pBdr/>
@@ -22607,9 +23160,9 @@
       </w:tcPr>
     </w:tblStylePr>
   </w:style>
-  <w:style w:type="table" w:styleId="106">
+  <w:style w:type="table" w:styleId="795">
     <w:name w:val="List Table 6 Colorful - Accent 3"/>
-    <w:basedOn w:val="665"/>
+    <w:basedOn w:val="887"/>
     <w:uiPriority w:val="99"/>
     <w:pPr>
       <w:pBdr/>
@@ -22830,9 +23383,9 @@
       </w:tcPr>
     </w:tblStylePr>
   </w:style>
-  <w:style w:type="table" w:styleId="107">
+  <w:style w:type="table" w:styleId="796">
     <w:name w:val="List Table 6 Colorful - Accent 4"/>
-    <w:basedOn w:val="665"/>
+    <w:basedOn w:val="887"/>
     <w:uiPriority w:val="99"/>
     <w:pPr>
       <w:pBdr/>
@@ -23053,9 +23606,9 @@
       </w:tcPr>
     </w:tblStylePr>
   </w:style>
-  <w:style w:type="table" w:styleId="108">
+  <w:style w:type="table" w:styleId="797">
     <w:name w:val="List Table 6 Colorful - Accent 5"/>
-    <w:basedOn w:val="665"/>
+    <w:basedOn w:val="887"/>
     <w:uiPriority w:val="99"/>
     <w:pPr>
       <w:pBdr/>
@@ -23276,9 +23829,9 @@
       </w:tcPr>
     </w:tblStylePr>
   </w:style>
-  <w:style w:type="table" w:styleId="109">
+  <w:style w:type="table" w:styleId="798">
     <w:name w:val="List Table 6 Colorful - Accent 6"/>
-    <w:basedOn w:val="665"/>
+    <w:basedOn w:val="887"/>
     <w:uiPriority w:val="99"/>
     <w:pPr>
       <w:pBdr/>
@@ -23499,9 +24052,9 @@
       </w:tcPr>
     </w:tblStylePr>
   </w:style>
-  <w:style w:type="table" w:styleId="110">
+  <w:style w:type="table" w:styleId="799">
     <w:name w:val="List Table 7 Colorful"/>
-    <w:basedOn w:val="665"/>
+    <w:basedOn w:val="887"/>
     <w:uiPriority w:val="99"/>
     <w:pPr>
       <w:pBdr/>
@@ -23600,11 +24153,11 @@
         <w:tblBorders/>
       </w:tblPr>
       <w:tcPr>
-        <w:shd w:color="ffffff"/>
+        <w:shd w:val="clear" w:color="ffffff"/>
         <w:tcBorders>
-          <w:top w:val="none"/>
-          <w:left w:val="none"/>
-          <w:bottom w:val="none"/>
+          <w:top w:val="none" w:color="000000" w:sz="4" w:space="0"/>
+          <w:left w:val="none" w:color="000000" w:sz="4" w:space="0"/>
+          <w:bottom w:val="none" w:color="000000" w:sz="4" w:space="0"/>
           <w:right w:val="single" w:color="000000" w:themeColor="text1" w:themeTint="80" w:sz="4" w:space="0"/>
         </w:tcBorders>
       </w:tcPr>
@@ -23627,10 +24180,10 @@
       <w:tcPr>
         <w:shd w:val="clear" w:color="ffffff" w:themeColor="light1" w:fill="ffffff" w:themeFill="light1"/>
         <w:tcBorders>
-          <w:top w:val="none"/>
-          <w:left w:val="none"/>
+          <w:top w:val="none" w:color="000000" w:sz="4" w:space="0"/>
+          <w:left w:val="none" w:color="000000" w:sz="4" w:space="0"/>
           <w:bottom w:val="single" w:color="000000" w:themeColor="text1" w:themeTint="80" w:sz="4" w:space="0"/>
-          <w:right w:val="none"/>
+          <w:right w:val="none" w:color="000000" w:sz="4" w:space="0"/>
         </w:tcBorders>
       </w:tcPr>
     </w:tblStylePr>
@@ -23650,12 +24203,12 @@
         <w:tblBorders/>
       </w:tblPr>
       <w:tcPr>
-        <w:shd w:color="ffffff"/>
+        <w:shd w:val="clear" w:color="ffffff"/>
         <w:tcBorders>
-          <w:top w:val="none"/>
+          <w:top w:val="none" w:color="000000" w:sz="4" w:space="0"/>
           <w:left w:val="single" w:color="000000" w:themeColor="text1" w:themeTint="80" w:sz="4" w:space="0"/>
-          <w:bottom w:val="none"/>
-          <w:right w:val="none"/>
+          <w:bottom w:val="none" w:color="000000" w:sz="4" w:space="0"/>
+          <w:right w:val="none" w:color="000000" w:sz="4" w:space="0"/>
         </w:tcBorders>
       </w:tcPr>
     </w:tblStylePr>
@@ -23678,9 +24231,9 @@
         <w:shd w:val="clear" w:color="ffffff" w:themeColor="light1" w:fill="ffffff" w:themeFill="light1"/>
         <w:tcBorders>
           <w:top w:val="single" w:color="000000" w:themeColor="text1" w:themeTint="80" w:sz="4" w:space="0"/>
-          <w:left w:val="none"/>
-          <w:bottom w:val="none"/>
-          <w:right w:val="none"/>
+          <w:left w:val="none" w:color="000000" w:sz="4" w:space="0"/>
+          <w:bottom w:val="none" w:color="000000" w:sz="4" w:space="0"/>
+          <w:right w:val="none" w:color="000000" w:sz="4" w:space="0"/>
         </w:tcBorders>
       </w:tcPr>
     </w:tblStylePr>
@@ -23755,9 +24308,9 @@
       </w:tcPr>
     </w:tblStylePr>
   </w:style>
-  <w:style w:type="table" w:styleId="111">
+  <w:style w:type="table" w:styleId="800">
     <w:name w:val="List Table 7 Colorful - Accent 1"/>
-    <w:basedOn w:val="665"/>
+    <w:basedOn w:val="887"/>
     <w:uiPriority w:val="99"/>
     <w:pPr>
       <w:pBdr/>
@@ -23856,11 +24409,11 @@
         <w:tblBorders/>
       </w:tblPr>
       <w:tcPr>
-        <w:shd w:color="ffffff"/>
+        <w:shd w:val="clear" w:color="ffffff"/>
         <w:tcBorders>
-          <w:top w:val="none"/>
-          <w:left w:val="none"/>
-          <w:bottom w:val="none"/>
+          <w:top w:val="none" w:color="000000" w:sz="4" w:space="0"/>
+          <w:left w:val="none" w:color="000000" w:sz="4" w:space="0"/>
+          <w:bottom w:val="none" w:color="000000" w:sz="4" w:space="0"/>
           <w:right w:val="single" w:color="000000" w:themeColor="accent1" w:sz="4" w:space="0"/>
         </w:tcBorders>
       </w:tcPr>
@@ -23883,10 +24436,10 @@
       <w:tcPr>
         <w:shd w:val="clear" w:color="ffffff" w:themeColor="light1" w:fill="ffffff" w:themeFill="light1"/>
         <w:tcBorders>
-          <w:top w:val="none"/>
-          <w:left w:val="none"/>
+          <w:top w:val="none" w:color="000000" w:sz="4" w:space="0"/>
+          <w:left w:val="none" w:color="000000" w:sz="4" w:space="0"/>
           <w:bottom w:val="single" w:color="000000" w:themeColor="accent1" w:sz="4" w:space="0"/>
-          <w:right w:val="none"/>
+          <w:right w:val="none" w:color="000000" w:sz="4" w:space="0"/>
         </w:tcBorders>
       </w:tcPr>
     </w:tblStylePr>
@@ -23906,12 +24459,12 @@
         <w:tblBorders/>
       </w:tblPr>
       <w:tcPr>
-        <w:shd w:color="ffffff"/>
+        <w:shd w:val="clear" w:color="ffffff"/>
         <w:tcBorders>
-          <w:top w:val="none"/>
+          <w:top w:val="none" w:color="000000" w:sz="4" w:space="0"/>
           <w:left w:val="single" w:color="000000" w:themeColor="accent1" w:sz="4" w:space="0"/>
-          <w:bottom w:val="none"/>
-          <w:right w:val="none"/>
+          <w:bottom w:val="none" w:color="000000" w:sz="4" w:space="0"/>
+          <w:right w:val="none" w:color="000000" w:sz="4" w:space="0"/>
         </w:tcBorders>
       </w:tcPr>
     </w:tblStylePr>
@@ -23934,9 +24487,9 @@
         <w:shd w:val="clear" w:color="ffffff" w:themeColor="light1" w:fill="ffffff" w:themeFill="light1"/>
         <w:tcBorders>
           <w:top w:val="single" w:color="000000" w:themeColor="accent1" w:sz="4" w:space="0"/>
-          <w:left w:val="none"/>
-          <w:bottom w:val="none"/>
-          <w:right w:val="none"/>
+          <w:left w:val="none" w:color="000000" w:sz="4" w:space="0"/>
+          <w:bottom w:val="none" w:color="000000" w:sz="4" w:space="0"/>
+          <w:right w:val="none" w:color="000000" w:sz="4" w:space="0"/>
         </w:tcBorders>
       </w:tcPr>
     </w:tblStylePr>
@@ -24011,9 +24564,9 @@
       </w:tcPr>
     </w:tblStylePr>
   </w:style>
-  <w:style w:type="table" w:styleId="112">
+  <w:style w:type="table" w:styleId="801">
     <w:name w:val="List Table 7 Colorful - Accent 2"/>
-    <w:basedOn w:val="665"/>
+    <w:basedOn w:val="887"/>
     <w:uiPriority w:val="99"/>
     <w:pPr>
       <w:pBdr/>
@@ -24112,11 +24665,11 @@
         <w:tblBorders/>
       </w:tblPr>
       <w:tcPr>
-        <w:shd w:color="ffffff"/>
+        <w:shd w:val="clear" w:color="ffffff"/>
         <w:tcBorders>
-          <w:top w:val="none"/>
-          <w:left w:val="none"/>
-          <w:bottom w:val="none"/>
+          <w:top w:val="none" w:color="000000" w:sz="4" w:space="0"/>
+          <w:left w:val="none" w:color="000000" w:sz="4" w:space="0"/>
+          <w:bottom w:val="none" w:color="000000" w:sz="4" w:space="0"/>
           <w:right w:val="single" w:color="000000" w:themeColor="accent2" w:themeTint="97" w:sz="4" w:space="0"/>
         </w:tcBorders>
       </w:tcPr>
@@ -24139,10 +24692,10 @@
       <w:tcPr>
         <w:shd w:val="clear" w:color="ffffff" w:themeColor="light1" w:fill="ffffff" w:themeFill="light1"/>
         <w:tcBorders>
-          <w:top w:val="none"/>
-          <w:left w:val="none"/>
+          <w:top w:val="none" w:color="000000" w:sz="4" w:space="0"/>
+          <w:left w:val="none" w:color="000000" w:sz="4" w:space="0"/>
           <w:bottom w:val="single" w:color="000000" w:themeColor="accent2" w:themeTint="97" w:sz="4" w:space="0"/>
-          <w:right w:val="none"/>
+          <w:right w:val="none" w:color="000000" w:sz="4" w:space="0"/>
         </w:tcBorders>
       </w:tcPr>
     </w:tblStylePr>
@@ -24162,12 +24715,12 @@
         <w:tblBorders/>
       </w:tblPr>
       <w:tcPr>
-        <w:shd w:color="ffffff"/>
+        <w:shd w:val="clear" w:color="ffffff"/>
         <w:tcBorders>
-          <w:top w:val="none"/>
+          <w:top w:val="none" w:color="000000" w:sz="4" w:space="0"/>
           <w:left w:val="single" w:color="000000" w:themeColor="accent2" w:themeTint="97" w:sz="4" w:space="0"/>
-          <w:bottom w:val="none"/>
-          <w:right w:val="none"/>
+          <w:bottom w:val="none" w:color="000000" w:sz="4" w:space="0"/>
+          <w:right w:val="none" w:color="000000" w:sz="4" w:space="0"/>
         </w:tcBorders>
       </w:tcPr>
     </w:tblStylePr>
@@ -24190,9 +24743,9 @@
         <w:shd w:val="clear" w:color="ffffff" w:themeColor="light1" w:fill="ffffff" w:themeFill="light1"/>
         <w:tcBorders>
           <w:top w:val="single" w:color="000000" w:themeColor="accent2" w:themeTint="97" w:sz="4" w:space="0"/>
-          <w:left w:val="none"/>
-          <w:bottom w:val="none"/>
-          <w:right w:val="none"/>
+          <w:left w:val="none" w:color="000000" w:sz="4" w:space="0"/>
+          <w:bottom w:val="none" w:color="000000" w:sz="4" w:space="0"/>
+          <w:right w:val="none" w:color="000000" w:sz="4" w:space="0"/>
         </w:tcBorders>
       </w:tcPr>
     </w:tblStylePr>
@@ -24267,9 +24820,9 @@
       </w:tcPr>
     </w:tblStylePr>
   </w:style>
-  <w:style w:type="table" w:styleId="113">
+  <w:style w:type="table" w:styleId="802">
     <w:name w:val="List Table 7 Colorful - Accent 3"/>
-    <w:basedOn w:val="665"/>
+    <w:basedOn w:val="887"/>
     <w:uiPriority w:val="99"/>
     <w:pPr>
       <w:pBdr/>
@@ -24368,11 +24921,11 @@
         <w:tblBorders/>
       </w:tblPr>
       <w:tcPr>
-        <w:shd w:color="ffffff"/>
+        <w:shd w:val="clear" w:color="ffffff"/>
         <w:tcBorders>
-          <w:top w:val="none"/>
-          <w:left w:val="none"/>
-          <w:bottom w:val="none"/>
+          <w:top w:val="none" w:color="000000" w:sz="4" w:space="0"/>
+          <w:left w:val="none" w:color="000000" w:sz="4" w:space="0"/>
+          <w:bottom w:val="none" w:color="000000" w:sz="4" w:space="0"/>
           <w:right w:val="single" w:color="000000" w:themeColor="accent3" w:themeTint="98" w:sz="4" w:space="0"/>
         </w:tcBorders>
       </w:tcPr>
@@ -24395,10 +24948,10 @@
       <w:tcPr>
         <w:shd w:val="clear" w:color="ffffff" w:themeColor="light1" w:fill="ffffff" w:themeFill="light1"/>
         <w:tcBorders>
-          <w:top w:val="none"/>
-          <w:left w:val="none"/>
+          <w:top w:val="none" w:color="000000" w:sz="4" w:space="0"/>
+          <w:left w:val="none" w:color="000000" w:sz="4" w:space="0"/>
           <w:bottom w:val="single" w:color="000000" w:themeColor="accent3" w:themeTint="98" w:sz="4" w:space="0"/>
-          <w:right w:val="none"/>
+          <w:right w:val="none" w:color="000000" w:sz="4" w:space="0"/>
         </w:tcBorders>
       </w:tcPr>
     </w:tblStylePr>
@@ -24418,12 +24971,12 @@
         <w:tblBorders/>
       </w:tblPr>
       <w:tcPr>
-        <w:shd w:color="ffffff"/>
+        <w:shd w:val="clear" w:color="ffffff"/>
         <w:tcBorders>
-          <w:top w:val="none"/>
+          <w:top w:val="none" w:color="000000" w:sz="4" w:space="0"/>
           <w:left w:val="single" w:color="000000" w:themeColor="accent3" w:themeTint="98" w:sz="4" w:space="0"/>
-          <w:bottom w:val="none"/>
-          <w:right w:val="none"/>
+          <w:bottom w:val="none" w:color="000000" w:sz="4" w:space="0"/>
+          <w:right w:val="none" w:color="000000" w:sz="4" w:space="0"/>
         </w:tcBorders>
       </w:tcPr>
     </w:tblStylePr>
@@ -24446,9 +24999,9 @@
         <w:shd w:val="clear" w:color="ffffff" w:themeColor="light1" w:fill="ffffff" w:themeFill="light1"/>
         <w:tcBorders>
           <w:top w:val="single" w:color="000000" w:themeColor="accent3" w:themeTint="98" w:sz="4" w:space="0"/>
-          <w:left w:val="none"/>
-          <w:bottom w:val="none"/>
-          <w:right w:val="none"/>
+          <w:left w:val="none" w:color="000000" w:sz="4" w:space="0"/>
+          <w:bottom w:val="none" w:color="000000" w:sz="4" w:space="0"/>
+          <w:right w:val="none" w:color="000000" w:sz="4" w:space="0"/>
         </w:tcBorders>
       </w:tcPr>
     </w:tblStylePr>
@@ -24523,9 +25076,9 @@
       </w:tcPr>
     </w:tblStylePr>
   </w:style>
-  <w:style w:type="table" w:styleId="114">
+  <w:style w:type="table" w:styleId="803">
     <w:name w:val="List Table 7 Colorful - Accent 4"/>
-    <w:basedOn w:val="665"/>
+    <w:basedOn w:val="887"/>
     <w:uiPriority w:val="99"/>
     <w:pPr>
       <w:pBdr/>
@@ -24624,11 +25177,11 @@
         <w:tblBorders/>
       </w:tblPr>
       <w:tcPr>
-        <w:shd w:color="ffffff"/>
+        <w:shd w:val="clear" w:color="ffffff"/>
         <w:tcBorders>
-          <w:top w:val="none"/>
-          <w:left w:val="none"/>
-          <w:bottom w:val="none"/>
+          <w:top w:val="none" w:color="000000" w:sz="4" w:space="0"/>
+          <w:left w:val="none" w:color="000000" w:sz="4" w:space="0"/>
+          <w:bottom w:val="none" w:color="000000" w:sz="4" w:space="0"/>
           <w:right w:val="single" w:color="000000" w:themeColor="accent4" w:themeTint="9A" w:sz="4" w:space="0"/>
         </w:tcBorders>
       </w:tcPr>
@@ -24651,10 +25204,10 @@
       <w:tcPr>
         <w:shd w:val="clear" w:color="ffffff" w:themeColor="light1" w:fill="ffffff" w:themeFill="light1"/>
         <w:tcBorders>
-          <w:top w:val="none"/>
-          <w:left w:val="none"/>
+          <w:top w:val="none" w:color="000000" w:sz="4" w:space="0"/>
+          <w:left w:val="none" w:color="000000" w:sz="4" w:space="0"/>
           <w:bottom w:val="single" w:color="000000" w:themeColor="accent4" w:themeTint="9A" w:sz="4" w:space="0"/>
-          <w:right w:val="none"/>
+          <w:right w:val="none" w:color="000000" w:sz="4" w:space="0"/>
         </w:tcBorders>
       </w:tcPr>
     </w:tblStylePr>
@@ -24674,12 +25227,12 @@
         <w:tblBorders/>
       </w:tblPr>
       <w:tcPr>
-        <w:shd w:color="ffffff"/>
+        <w:shd w:val="clear" w:color="ffffff"/>
         <w:tcBorders>
-          <w:top w:val="none"/>
+          <w:top w:val="none" w:color="000000" w:sz="4" w:space="0"/>
           <w:left w:val="single" w:color="000000" w:themeColor="accent4" w:themeTint="9A" w:sz="4" w:space="0"/>
-          <w:bottom w:val="none"/>
-          <w:right w:val="none"/>
+          <w:bottom w:val="none" w:color="000000" w:sz="4" w:space="0"/>
+          <w:right w:val="none" w:color="000000" w:sz="4" w:space="0"/>
         </w:tcBorders>
       </w:tcPr>
     </w:tblStylePr>
@@ -24702,9 +25255,9 @@
         <w:shd w:val="clear" w:color="ffffff" w:themeColor="light1" w:fill="ffffff" w:themeFill="light1"/>
         <w:tcBorders>
           <w:top w:val="single" w:color="000000" w:themeColor="accent4" w:themeTint="9A" w:sz="4" w:space="0"/>
-          <w:left w:val="none"/>
-          <w:bottom w:val="none"/>
-          <w:right w:val="none"/>
+          <w:left w:val="none" w:color="000000" w:sz="4" w:space="0"/>
+          <w:bottom w:val="none" w:color="000000" w:sz="4" w:space="0"/>
+          <w:right w:val="none" w:color="000000" w:sz="4" w:space="0"/>
         </w:tcBorders>
       </w:tcPr>
     </w:tblStylePr>
@@ -24779,9 +25332,9 @@
       </w:tcPr>
     </w:tblStylePr>
   </w:style>
-  <w:style w:type="table" w:styleId="115">
+  <w:style w:type="table" w:styleId="804">
     <w:name w:val="List Table 7 Colorful - Accent 5"/>
-    <w:basedOn w:val="665"/>
+    <w:basedOn w:val="887"/>
     <w:uiPriority w:val="99"/>
     <w:pPr>
       <w:pBdr/>
@@ -24880,11 +25433,11 @@
         <w:tblBorders/>
       </w:tblPr>
       <w:tcPr>
-        <w:shd w:color="ffffff"/>
+        <w:shd w:val="clear" w:color="ffffff"/>
         <w:tcBorders>
-          <w:top w:val="none"/>
-          <w:left w:val="none"/>
-          <w:bottom w:val="none"/>
+          <w:top w:val="none" w:color="000000" w:sz="4" w:space="0"/>
+          <w:left w:val="none" w:color="000000" w:sz="4" w:space="0"/>
+          <w:bottom w:val="none" w:color="000000" w:sz="4" w:space="0"/>
           <w:right w:val="single" w:color="000000" w:themeColor="accent5" w:themeTint="9A" w:sz="4" w:space="0"/>
         </w:tcBorders>
       </w:tcPr>
@@ -24907,10 +25460,10 @@
       <w:tcPr>
         <w:shd w:val="clear" w:color="ffffff" w:themeColor="light1" w:fill="ffffff" w:themeFill="light1"/>
         <w:tcBorders>
-          <w:top w:val="none"/>
-          <w:left w:val="none"/>
+          <w:top w:val="none" w:color="000000" w:sz="4" w:space="0"/>
+          <w:left w:val="none" w:color="000000" w:sz="4" w:space="0"/>
           <w:bottom w:val="single" w:color="000000" w:themeColor="accent5" w:themeTint="9A" w:sz="4" w:space="0"/>
-          <w:right w:val="none"/>
+          <w:right w:val="none" w:color="000000" w:sz="4" w:space="0"/>
         </w:tcBorders>
       </w:tcPr>
     </w:tblStylePr>
@@ -24930,12 +25483,12 @@
         <w:tblBorders/>
       </w:tblPr>
       <w:tcPr>
-        <w:shd w:color="ffffff"/>
+        <w:shd w:val="clear" w:color="ffffff"/>
         <w:tcBorders>
-          <w:top w:val="none"/>
+          <w:top w:val="none" w:color="000000" w:sz="4" w:space="0"/>
           <w:left w:val="single" w:color="000000" w:themeColor="accent5" w:themeTint="9A" w:sz="4" w:space="0"/>
-          <w:bottom w:val="none"/>
-          <w:right w:val="none"/>
+          <w:bottom w:val="none" w:color="000000" w:sz="4" w:space="0"/>
+          <w:right w:val="none" w:color="000000" w:sz="4" w:space="0"/>
         </w:tcBorders>
       </w:tcPr>
     </w:tblStylePr>
@@ -24958,9 +25511,9 @@
         <w:shd w:val="clear" w:color="ffffff" w:themeColor="light1" w:fill="ffffff" w:themeFill="light1"/>
         <w:tcBorders>
           <w:top w:val="single" w:color="000000" w:themeColor="accent5" w:themeTint="9A" w:sz="4" w:space="0"/>
-          <w:left w:val="none"/>
-          <w:bottom w:val="none"/>
-          <w:right w:val="none"/>
+          <w:left w:val="none" w:color="000000" w:sz="4" w:space="0"/>
+          <w:bottom w:val="none" w:color="000000" w:sz="4" w:space="0"/>
+          <w:right w:val="none" w:color="000000" w:sz="4" w:space="0"/>
         </w:tcBorders>
       </w:tcPr>
     </w:tblStylePr>
@@ -25035,9 +25588,9 @@
       </w:tcPr>
     </w:tblStylePr>
   </w:style>
-  <w:style w:type="table" w:styleId="116">
+  <w:style w:type="table" w:styleId="805">
     <w:name w:val="List Table 7 Colorful - Accent 6"/>
-    <w:basedOn w:val="665"/>
+    <w:basedOn w:val="887"/>
     <w:uiPriority w:val="99"/>
     <w:pPr>
       <w:pBdr/>
@@ -25136,11 +25689,11 @@
         <w:tblBorders/>
       </w:tblPr>
       <w:tcPr>
-        <w:shd w:color="ffffff"/>
+        <w:shd w:val="clear" w:color="ffffff"/>
         <w:tcBorders>
-          <w:top w:val="none"/>
-          <w:left w:val="none"/>
-          <w:bottom w:val="none"/>
+          <w:top w:val="none" w:color="000000" w:sz="4" w:space="0"/>
+          <w:left w:val="none" w:color="000000" w:sz="4" w:space="0"/>
+          <w:bottom w:val="none" w:color="000000" w:sz="4" w:space="0"/>
           <w:right w:val="single" w:color="000000" w:themeColor="accent6" w:themeTint="98" w:sz="4" w:space="0"/>
         </w:tcBorders>
       </w:tcPr>
@@ -25163,10 +25716,10 @@
       <w:tcPr>
         <w:shd w:val="clear" w:color="ffffff" w:themeColor="light1" w:fill="ffffff" w:themeFill="light1"/>
         <w:tcBorders>
-          <w:top w:val="none"/>
-          <w:left w:val="none"/>
+          <w:top w:val="none" w:color="000000" w:sz="4" w:space="0"/>
+          <w:left w:val="none" w:color="000000" w:sz="4" w:space="0"/>
           <w:bottom w:val="single" w:color="000000" w:themeColor="accent6" w:themeTint="98" w:sz="4" w:space="0"/>
-          <w:right w:val="none"/>
+          <w:right w:val="none" w:color="000000" w:sz="4" w:space="0"/>
         </w:tcBorders>
       </w:tcPr>
     </w:tblStylePr>
@@ -25186,12 +25739,12 @@
         <w:tblBorders/>
       </w:tblPr>
       <w:tcPr>
-        <w:shd w:color="ffffff"/>
+        <w:shd w:val="clear" w:color="ffffff"/>
         <w:tcBorders>
-          <w:top w:val="none"/>
+          <w:top w:val="none" w:color="000000" w:sz="4" w:space="0"/>
           <w:left w:val="single" w:color="000000" w:themeColor="accent6" w:themeTint="98" w:sz="4" w:space="0"/>
-          <w:bottom w:val="none"/>
-          <w:right w:val="none"/>
+          <w:bottom w:val="none" w:color="000000" w:sz="4" w:space="0"/>
+          <w:right w:val="none" w:color="000000" w:sz="4" w:space="0"/>
         </w:tcBorders>
       </w:tcPr>
     </w:tblStylePr>
@@ -25214,9 +25767,9 @@
         <w:shd w:val="clear" w:color="ffffff" w:themeColor="light1" w:fill="ffffff" w:themeFill="light1"/>
         <w:tcBorders>
           <w:top w:val="single" w:color="000000" w:themeColor="accent6" w:themeTint="98" w:sz="4" w:space="0"/>
-          <w:left w:val="none"/>
-          <w:bottom w:val="none"/>
-          <w:right w:val="none"/>
+          <w:left w:val="none" w:color="000000" w:sz="4" w:space="0"/>
+          <w:bottom w:val="none" w:color="000000" w:sz="4" w:space="0"/>
+          <w:right w:val="none" w:color="000000" w:sz="4" w:space="0"/>
         </w:tcBorders>
       </w:tcPr>
     </w:tblStylePr>
@@ -25291,9 +25844,9 @@
       </w:tcPr>
     </w:tblStylePr>
   </w:style>
-  <w:style w:type="table" w:styleId="117">
+  <w:style w:type="table" w:styleId="806">
     <w:name w:val="Lined - Accent"/>
-    <w:basedOn w:val="665"/>
+    <w:basedOn w:val="887"/>
     <w:uiPriority w:val="99"/>
     <w:pPr>
       <w:pBdr/>
@@ -25528,9 +26081,9 @@
       </w:tcPr>
     </w:tblStylePr>
   </w:style>
-  <w:style w:type="table" w:styleId="118">
+  <w:style w:type="table" w:styleId="807">
     <w:name w:val="Lined - Accent 1"/>
-    <w:basedOn w:val="665"/>
+    <w:basedOn w:val="887"/>
     <w:uiPriority w:val="99"/>
     <w:pPr>
       <w:pBdr/>
@@ -25765,9 +26318,9 @@
       </w:tcPr>
     </w:tblStylePr>
   </w:style>
-  <w:style w:type="table" w:styleId="119">
+  <w:style w:type="table" w:styleId="808">
     <w:name w:val="Lined - Accent 2"/>
-    <w:basedOn w:val="665"/>
+    <w:basedOn w:val="887"/>
     <w:uiPriority w:val="99"/>
     <w:pPr>
       <w:pBdr/>
@@ -26002,9 +26555,9 @@
       </w:tcPr>
     </w:tblStylePr>
   </w:style>
-  <w:style w:type="table" w:styleId="120">
+  <w:style w:type="table" w:styleId="809">
     <w:name w:val="Lined - Accent 3"/>
-    <w:basedOn w:val="665"/>
+    <w:basedOn w:val="887"/>
     <w:uiPriority w:val="99"/>
     <w:pPr>
       <w:pBdr/>
@@ -26239,9 +26792,9 @@
       </w:tcPr>
     </w:tblStylePr>
   </w:style>
-  <w:style w:type="table" w:styleId="121">
+  <w:style w:type="table" w:styleId="810">
     <w:name w:val="Lined - Accent 4"/>
-    <w:basedOn w:val="665"/>
+    <w:basedOn w:val="887"/>
     <w:uiPriority w:val="99"/>
     <w:pPr>
       <w:pBdr/>
@@ -26476,9 +27029,9 @@
       </w:tcPr>
     </w:tblStylePr>
   </w:style>
-  <w:style w:type="table" w:styleId="122">
+  <w:style w:type="table" w:styleId="811">
     <w:name w:val="Lined - Accent 5"/>
-    <w:basedOn w:val="665"/>
+    <w:basedOn w:val="887"/>
     <w:uiPriority w:val="99"/>
     <w:pPr>
       <w:pBdr/>
@@ -26713,9 +27266,9 @@
       </w:tcPr>
     </w:tblStylePr>
   </w:style>
-  <w:style w:type="table" w:styleId="123">
+  <w:style w:type="table" w:styleId="812">
     <w:name w:val="Lined - Accent 6"/>
-    <w:basedOn w:val="665"/>
+    <w:basedOn w:val="887"/>
     <w:uiPriority w:val="99"/>
     <w:pPr>
       <w:pBdr/>
@@ -26950,9 +27503,9 @@
       </w:tcPr>
     </w:tblStylePr>
   </w:style>
-  <w:style w:type="table" w:styleId="124">
+  <w:style w:type="table" w:styleId="813">
     <w:name w:val="Bordered &amp; Lined - Accent"/>
-    <w:basedOn w:val="665"/>
+    <w:basedOn w:val="887"/>
     <w:uiPriority w:val="99"/>
     <w:pPr>
       <w:pBdr/>
@@ -27194,9 +27747,9 @@
       </w:tcPr>
     </w:tblStylePr>
   </w:style>
-  <w:style w:type="table" w:styleId="125">
+  <w:style w:type="table" w:styleId="814">
     <w:name w:val="Bordered &amp; Lined - Accent 1"/>
-    <w:basedOn w:val="665"/>
+    <w:basedOn w:val="887"/>
     <w:uiPriority w:val="99"/>
     <w:pPr>
       <w:pBdr/>
@@ -27438,9 +27991,9 @@
       </w:tcPr>
     </w:tblStylePr>
   </w:style>
-  <w:style w:type="table" w:styleId="126">
+  <w:style w:type="table" w:styleId="815">
     <w:name w:val="Bordered &amp; Lined - Accent 2"/>
-    <w:basedOn w:val="665"/>
+    <w:basedOn w:val="887"/>
     <w:uiPriority w:val="99"/>
     <w:pPr>
       <w:pBdr/>
@@ -27682,9 +28235,9 @@
       </w:tcPr>
     </w:tblStylePr>
   </w:style>
-  <w:style w:type="table" w:styleId="127">
+  <w:style w:type="table" w:styleId="816">
     <w:name w:val="Bordered &amp; Lined - Accent 3"/>
-    <w:basedOn w:val="665"/>
+    <w:basedOn w:val="887"/>
     <w:uiPriority w:val="99"/>
     <w:pPr>
       <w:pBdr/>
@@ -27926,9 +28479,9 @@
       </w:tcPr>
     </w:tblStylePr>
   </w:style>
-  <w:style w:type="table" w:styleId="128">
+  <w:style w:type="table" w:styleId="817">
     <w:name w:val="Bordered &amp; Lined - Accent 4"/>
-    <w:basedOn w:val="665"/>
+    <w:basedOn w:val="887"/>
     <w:uiPriority w:val="99"/>
     <w:pPr>
       <w:pBdr/>
@@ -28170,9 +28723,9 @@
       </w:tcPr>
     </w:tblStylePr>
   </w:style>
-  <w:style w:type="table" w:styleId="129">
+  <w:style w:type="table" w:styleId="818">
     <w:name w:val="Bordered &amp; Lined - Accent 5"/>
-    <w:basedOn w:val="665"/>
+    <w:basedOn w:val="887"/>
     <w:uiPriority w:val="99"/>
     <w:pPr>
       <w:pBdr/>
@@ -28414,9 +28967,9 @@
       </w:tcPr>
     </w:tblStylePr>
   </w:style>
-  <w:style w:type="table" w:styleId="130">
+  <w:style w:type="table" w:styleId="819">
     <w:name w:val="Bordered &amp; Lined - Accent 6"/>
-    <w:basedOn w:val="665"/>
+    <w:basedOn w:val="887"/>
     <w:uiPriority w:val="99"/>
     <w:pPr>
       <w:pBdr/>
@@ -28658,9 +29211,9 @@
       </w:tcPr>
     </w:tblStylePr>
   </w:style>
-  <w:style w:type="table" w:styleId="131">
+  <w:style w:type="table" w:styleId="820">
     <w:name w:val="Bordered"/>
-    <w:basedOn w:val="665"/>
+    <w:basedOn w:val="887"/>
     <w:uiPriority w:val="99"/>
     <w:pPr>
       <w:pBdr/>
@@ -28889,9 +29442,9 @@
       </w:tcPr>
     </w:tblStylePr>
   </w:style>
-  <w:style w:type="table" w:styleId="132">
+  <w:style w:type="table" w:styleId="821">
     <w:name w:val="Bordered - Accent 1"/>
-    <w:basedOn w:val="665"/>
+    <w:basedOn w:val="887"/>
     <w:uiPriority w:val="99"/>
     <w:pPr>
       <w:pBdr/>
@@ -29120,9 +29673,9 @@
       </w:tcPr>
     </w:tblStylePr>
   </w:style>
-  <w:style w:type="table" w:styleId="133">
+  <w:style w:type="table" w:styleId="822">
     <w:name w:val="Bordered - Accent 2"/>
-    <w:basedOn w:val="665"/>
+    <w:basedOn w:val="887"/>
     <w:uiPriority w:val="99"/>
     <w:pPr>
       <w:pBdr/>
@@ -29351,9 +29904,9 @@
       </w:tcPr>
     </w:tblStylePr>
   </w:style>
-  <w:style w:type="table" w:styleId="134">
+  <w:style w:type="table" w:styleId="823">
     <w:name w:val="Bordered - Accent 3"/>
-    <w:basedOn w:val="665"/>
+    <w:basedOn w:val="887"/>
     <w:uiPriority w:val="99"/>
     <w:pPr>
       <w:pBdr/>
@@ -29582,9 +30135,9 @@
       </w:tcPr>
     </w:tblStylePr>
   </w:style>
-  <w:style w:type="table" w:styleId="135">
+  <w:style w:type="table" w:styleId="824">
     <w:name w:val="Bordered - Accent 4"/>
-    <w:basedOn w:val="665"/>
+    <w:basedOn w:val="887"/>
     <w:uiPriority w:val="99"/>
     <w:pPr>
       <w:pBdr/>
@@ -29813,9 +30366,9 @@
       </w:tcPr>
     </w:tblStylePr>
   </w:style>
-  <w:style w:type="table" w:styleId="136">
+  <w:style w:type="table" w:styleId="825">
     <w:name w:val="Bordered - Accent 5"/>
-    <w:basedOn w:val="665"/>
+    <w:basedOn w:val="887"/>
     <w:uiPriority w:val="99"/>
     <w:pPr>
       <w:pBdr/>
@@ -30044,9 +30597,9 @@
       </w:tcPr>
     </w:tblStylePr>
   </w:style>
-  <w:style w:type="table" w:styleId="137">
+  <w:style w:type="table" w:styleId="826">
     <w:name w:val="Bordered - Accent 6"/>
-    <w:basedOn w:val="665"/>
+    <w:basedOn w:val="887"/>
     <w:uiPriority w:val="99"/>
     <w:pPr>
       <w:pBdr/>
@@ -30275,11 +30828,11 @@
       </w:tcPr>
     </w:tblStylePr>
   </w:style>
-  <w:style w:type="paragraph" w:styleId="139">
+  <w:style w:type="paragraph" w:styleId="827">
     <w:name w:val="Heading 1"/>
-    <w:basedOn w:val="664"/>
-    <w:next w:val="664"/>
-    <w:link w:val="150"/>
+    <w:basedOn w:val="886"/>
+    <w:next w:val="886"/>
+    <w:link w:val="837"/>
     <w:uiPriority w:val="9"/>
     <w:qFormat/>
     <w:pPr>
@@ -30297,11 +30850,11 @@
       <w:szCs w:val="40"/>
     </w:rPr>
   </w:style>
-  <w:style w:type="paragraph" w:styleId="140">
+  <w:style w:type="paragraph" w:styleId="828">
     <w:name w:val="Heading 2"/>
-    <w:basedOn w:val="664"/>
-    <w:next w:val="664"/>
-    <w:link w:val="151"/>
+    <w:basedOn w:val="886"/>
+    <w:next w:val="886"/>
+    <w:link w:val="838"/>
     <w:uiPriority w:val="9"/>
     <w:unhideWhenUsed/>
     <w:qFormat/>
@@ -30320,11 +30873,11 @@
       <w:szCs w:val="32"/>
     </w:rPr>
   </w:style>
-  <w:style w:type="paragraph" w:styleId="141">
+  <w:style w:type="paragraph" w:styleId="829">
     <w:name w:val="Heading 3"/>
-    <w:basedOn w:val="664"/>
-    <w:next w:val="664"/>
-    <w:link w:val="152"/>
+    <w:basedOn w:val="886"/>
+    <w:next w:val="886"/>
+    <w:link w:val="839"/>
     <w:uiPriority w:val="9"/>
     <w:unhideWhenUsed/>
     <w:qFormat/>
@@ -30343,11 +30896,11 @@
       <w:szCs w:val="28"/>
     </w:rPr>
   </w:style>
-  <w:style w:type="paragraph" w:styleId="142">
+  <w:style w:type="paragraph" w:styleId="830">
     <w:name w:val="Heading 4"/>
-    <w:basedOn w:val="664"/>
-    <w:next w:val="664"/>
-    <w:link w:val="153"/>
+    <w:basedOn w:val="886"/>
+    <w:next w:val="886"/>
+    <w:link w:val="840"/>
     <w:uiPriority w:val="9"/>
     <w:unhideWhenUsed/>
     <w:qFormat/>
@@ -30366,11 +30919,11 @@
       <w:color w:val="0f4761" w:themeColor="accent1" w:themeShade="BF"/>
     </w:rPr>
   </w:style>
-  <w:style w:type="paragraph" w:styleId="143">
+  <w:style w:type="paragraph" w:styleId="831">
     <w:name w:val="Heading 5"/>
-    <w:basedOn w:val="664"/>
-    <w:next w:val="664"/>
-    <w:link w:val="154"/>
+    <w:basedOn w:val="886"/>
+    <w:next w:val="886"/>
+    <w:link w:val="841"/>
     <w:uiPriority w:val="9"/>
     <w:unhideWhenUsed/>
     <w:qFormat/>
@@ -30387,11 +30940,11 @@
       <w:color w:val="0f4761" w:themeColor="accent1" w:themeShade="BF"/>
     </w:rPr>
   </w:style>
-  <w:style w:type="paragraph" w:styleId="144">
+  <w:style w:type="paragraph" w:styleId="832">
     <w:name w:val="Heading 6"/>
-    <w:basedOn w:val="664"/>
-    <w:next w:val="664"/>
-    <w:link w:val="155"/>
+    <w:basedOn w:val="886"/>
+    <w:next w:val="886"/>
+    <w:link w:val="842"/>
     <w:uiPriority w:val="9"/>
     <w:unhideWhenUsed/>
     <w:qFormat/>
@@ -30410,11 +30963,11 @@
       <w:color w:val="595959" w:themeColor="text1" w:themeTint="A6"/>
     </w:rPr>
   </w:style>
-  <w:style w:type="paragraph" w:styleId="145">
+  <w:style w:type="paragraph" w:styleId="833">
     <w:name w:val="Heading 7"/>
-    <w:basedOn w:val="664"/>
-    <w:next w:val="664"/>
-    <w:link w:val="156"/>
+    <w:basedOn w:val="886"/>
+    <w:next w:val="886"/>
+    <w:link w:val="843"/>
     <w:uiPriority w:val="9"/>
     <w:unhideWhenUsed/>
     <w:qFormat/>
@@ -30431,11 +30984,11 @@
       <w:color w:val="595959" w:themeColor="text1" w:themeTint="A6"/>
     </w:rPr>
   </w:style>
-  <w:style w:type="paragraph" w:styleId="146">
+  <w:style w:type="paragraph" w:styleId="834">
     <w:name w:val="Heading 8"/>
-    <w:basedOn w:val="664"/>
-    <w:next w:val="664"/>
-    <w:link w:val="157"/>
+    <w:basedOn w:val="886"/>
+    <w:next w:val="886"/>
+    <w:link w:val="844"/>
     <w:uiPriority w:val="9"/>
     <w:unhideWhenUsed/>
     <w:qFormat/>
@@ -30454,11 +31007,11 @@
       <w:color w:val="272727" w:themeColor="text1" w:themeTint="D8"/>
     </w:rPr>
   </w:style>
-  <w:style w:type="paragraph" w:styleId="147">
+  <w:style w:type="paragraph" w:styleId="835">
     <w:name w:val="Heading 9"/>
-    <w:basedOn w:val="664"/>
-    <w:next w:val="664"/>
-    <w:link w:val="158"/>
+    <w:basedOn w:val="886"/>
+    <w:next w:val="886"/>
+    <w:link w:val="845"/>
     <w:uiPriority w:val="9"/>
     <w:unhideWhenUsed/>
     <w:qFormat/>
@@ -30477,7 +31030,7 @@
       <w:color w:val="272727" w:themeColor="text1" w:themeTint="D8"/>
     </w:rPr>
   </w:style>
-  <w:style w:type="character" w:styleId="148" w:default="1">
+  <w:style w:type="character" w:styleId="836" w:default="1">
     <w:name w:val="Default Paragraph Font"/>
     <w:uiPriority w:val="1"/>
     <w:semiHidden/>
@@ -30488,10 +31041,10 @@
       <w:ind/>
     </w:pPr>
   </w:style>
-  <w:style w:type="character" w:styleId="150">
+  <w:style w:type="character" w:styleId="837">
     <w:name w:val="Heading 1 Char"/>
-    <w:basedOn w:val="148"/>
-    <w:link w:val="139"/>
+    <w:basedOn w:val="836"/>
+    <w:link w:val="827"/>
     <w:uiPriority w:val="9"/>
     <w:pPr>
       <w:pBdr/>
@@ -30505,10 +31058,10 @@
       <w:szCs w:val="40"/>
     </w:rPr>
   </w:style>
-  <w:style w:type="character" w:styleId="151">
+  <w:style w:type="character" w:styleId="838">
     <w:name w:val="Heading 2 Char"/>
-    <w:basedOn w:val="148"/>
-    <w:link w:val="140"/>
+    <w:basedOn w:val="836"/>
+    <w:link w:val="828"/>
     <w:uiPriority w:val="9"/>
     <w:pPr>
       <w:pBdr/>
@@ -30522,10 +31075,10 @@
       <w:szCs w:val="32"/>
     </w:rPr>
   </w:style>
-  <w:style w:type="character" w:styleId="152">
+  <w:style w:type="character" w:styleId="839">
     <w:name w:val="Heading 3 Char"/>
-    <w:basedOn w:val="148"/>
-    <w:link w:val="141"/>
+    <w:basedOn w:val="836"/>
+    <w:link w:val="829"/>
     <w:uiPriority w:val="9"/>
     <w:pPr>
       <w:pBdr/>
@@ -30539,10 +31092,10 @@
       <w:szCs w:val="28"/>
     </w:rPr>
   </w:style>
-  <w:style w:type="character" w:styleId="153">
+  <w:style w:type="character" w:styleId="840">
     <w:name w:val="Heading 4 Char"/>
-    <w:basedOn w:val="148"/>
-    <w:link w:val="142"/>
+    <w:basedOn w:val="836"/>
+    <w:link w:val="830"/>
     <w:uiPriority w:val="9"/>
     <w:pPr>
       <w:pBdr/>
@@ -30556,10 +31109,10 @@
       <w:color w:val="0f4761" w:themeColor="accent1" w:themeShade="BF"/>
     </w:rPr>
   </w:style>
-  <w:style w:type="character" w:styleId="154">
+  <w:style w:type="character" w:styleId="841">
     <w:name w:val="Heading 5 Char"/>
-    <w:basedOn w:val="148"/>
-    <w:link w:val="143"/>
+    <w:basedOn w:val="836"/>
+    <w:link w:val="831"/>
     <w:uiPriority w:val="9"/>
     <w:pPr>
       <w:pBdr/>
@@ -30571,10 +31124,10 @@
       <w:color w:val="0f4761" w:themeColor="accent1" w:themeShade="BF"/>
     </w:rPr>
   </w:style>
-  <w:style w:type="character" w:styleId="155">
+  <w:style w:type="character" w:styleId="842">
     <w:name w:val="Heading 6 Char"/>
-    <w:basedOn w:val="148"/>
-    <w:link w:val="144"/>
+    <w:basedOn w:val="836"/>
+    <w:link w:val="832"/>
     <w:uiPriority w:val="9"/>
     <w:pPr>
       <w:pBdr/>
@@ -30588,10 +31141,10 @@
       <w:color w:val="595959" w:themeColor="text1" w:themeTint="A6"/>
     </w:rPr>
   </w:style>
-  <w:style w:type="character" w:styleId="156">
+  <w:style w:type="character" w:styleId="843">
     <w:name w:val="Heading 7 Char"/>
-    <w:basedOn w:val="148"/>
-    <w:link w:val="145"/>
+    <w:basedOn w:val="836"/>
+    <w:link w:val="833"/>
     <w:uiPriority w:val="9"/>
     <w:pPr>
       <w:pBdr/>
@@ -30603,10 +31156,10 @@
       <w:color w:val="595959" w:themeColor="text1" w:themeTint="A6"/>
     </w:rPr>
   </w:style>
-  <w:style w:type="character" w:styleId="157">
+  <w:style w:type="character" w:styleId="844">
     <w:name w:val="Heading 8 Char"/>
-    <w:basedOn w:val="148"/>
-    <w:link w:val="146"/>
+    <w:basedOn w:val="836"/>
+    <w:link w:val="834"/>
     <w:uiPriority w:val="9"/>
     <w:pPr>
       <w:pBdr/>
@@ -30620,10 +31173,10 @@
       <w:color w:val="272727" w:themeColor="text1" w:themeTint="D8"/>
     </w:rPr>
   </w:style>
-  <w:style w:type="character" w:styleId="158">
+  <w:style w:type="character" w:styleId="845">
     <w:name w:val="Heading 9 Char"/>
-    <w:basedOn w:val="148"/>
-    <w:link w:val="147"/>
+    <w:basedOn w:val="836"/>
+    <w:link w:val="835"/>
     <w:uiPriority w:val="9"/>
     <w:pPr>
       <w:pBdr/>
@@ -30637,11 +31190,11 @@
       <w:color w:val="272727" w:themeColor="text1" w:themeTint="D8"/>
     </w:rPr>
   </w:style>
-  <w:style w:type="paragraph" w:styleId="159">
+  <w:style w:type="paragraph" w:styleId="846">
     <w:name w:val="Title"/>
-    <w:basedOn w:val="664"/>
-    <w:next w:val="664"/>
-    <w:link w:val="160"/>
+    <w:basedOn w:val="886"/>
+    <w:next w:val="886"/>
+    <w:link w:val="847"/>
     <w:uiPriority w:val="10"/>
     <w:qFormat/>
     <w:pPr>
@@ -30657,10 +31210,10 @@
       <w:szCs w:val="56"/>
     </w:rPr>
   </w:style>
-  <w:style w:type="character" w:styleId="160">
+  <w:style w:type="character" w:styleId="847">
     <w:name w:val="Title Char"/>
-    <w:basedOn w:val="148"/>
-    <w:link w:val="159"/>
+    <w:basedOn w:val="836"/>
+    <w:link w:val="846"/>
     <w:uiPriority w:val="10"/>
     <w:pPr>
       <w:pBdr/>
@@ -30674,11 +31227,11 @@
       <w:szCs w:val="56"/>
     </w:rPr>
   </w:style>
-  <w:style w:type="paragraph" w:styleId="161">
+  <w:style w:type="paragraph" w:styleId="848">
     <w:name w:val="Subtitle"/>
-    <w:basedOn w:val="664"/>
-    <w:next w:val="664"/>
-    <w:link w:val="162"/>
+    <w:basedOn w:val="886"/>
+    <w:next w:val="886"/>
+    <w:link w:val="849"/>
     <w:uiPriority w:val="11"/>
     <w:qFormat/>
     <w:pPr>
@@ -30696,10 +31249,10 @@
       <w:szCs w:val="28"/>
     </w:rPr>
   </w:style>
-  <w:style w:type="character" w:styleId="162">
+  <w:style w:type="character" w:styleId="849">
     <w:name w:val="Subtitle Char"/>
-    <w:basedOn w:val="148"/>
-    <w:link w:val="161"/>
+    <w:basedOn w:val="836"/>
+    <w:link w:val="848"/>
     <w:uiPriority w:val="11"/>
     <w:pPr>
       <w:pBdr/>
@@ -30713,11 +31266,11 @@
       <w:szCs w:val="28"/>
     </w:rPr>
   </w:style>
-  <w:style w:type="paragraph" w:styleId="163">
+  <w:style w:type="paragraph" w:styleId="850">
     <w:name w:val="Quote"/>
-    <w:basedOn w:val="664"/>
-    <w:next w:val="664"/>
-    <w:link w:val="164"/>
+    <w:basedOn w:val="886"/>
+    <w:next w:val="886"/>
+    <w:link w:val="851"/>
     <w:uiPriority w:val="29"/>
     <w:qFormat/>
     <w:pPr>
@@ -30732,10 +31285,10 @@
       <w:color w:val="404040" w:themeColor="text1" w:themeTint="BF"/>
     </w:rPr>
   </w:style>
-  <w:style w:type="character" w:styleId="164">
+  <w:style w:type="character" w:styleId="851">
     <w:name w:val="Quote Char"/>
-    <w:basedOn w:val="148"/>
-    <w:link w:val="163"/>
+    <w:basedOn w:val="836"/>
+    <w:link w:val="850"/>
     <w:uiPriority w:val="29"/>
     <w:pPr>
       <w:pBdr/>
@@ -30748,9 +31301,9 @@
       <w:color w:val="404040" w:themeColor="text1" w:themeTint="BF"/>
     </w:rPr>
   </w:style>
-  <w:style w:type="character" w:styleId="166">
+  <w:style w:type="character" w:styleId="852">
     <w:name w:val="Intense Emphasis"/>
-    <w:basedOn w:val="148"/>
+    <w:basedOn w:val="836"/>
     <w:uiPriority w:val="21"/>
     <w:qFormat/>
     <w:pPr>
@@ -30764,11 +31317,11 @@
       <w:color w:val="0f4761" w:themeColor="accent1" w:themeShade="BF"/>
     </w:rPr>
   </w:style>
-  <w:style w:type="paragraph" w:styleId="167">
+  <w:style w:type="paragraph" w:styleId="853">
     <w:name w:val="Intense Quote"/>
-    <w:basedOn w:val="664"/>
-    <w:next w:val="664"/>
-    <w:link w:val="168"/>
+    <w:basedOn w:val="886"/>
+    <w:next w:val="886"/>
+    <w:link w:val="854"/>
     <w:uiPriority w:val="30"/>
     <w:qFormat/>
     <w:pPr>
@@ -30786,10 +31339,10 @@
       <w:color w:val="0f4761" w:themeColor="accent1" w:themeShade="BF"/>
     </w:rPr>
   </w:style>
-  <w:style w:type="character" w:styleId="168">
+  <w:style w:type="character" w:styleId="854">
     <w:name w:val="Intense Quote Char"/>
-    <w:basedOn w:val="148"/>
-    <w:link w:val="167"/>
+    <w:basedOn w:val="836"/>
+    <w:link w:val="853"/>
     <w:uiPriority w:val="30"/>
     <w:pPr>
       <w:pBdr/>
@@ -30802,9 +31355,9 @@
       <w:color w:val="0f4761" w:themeColor="accent1" w:themeShade="BF"/>
     </w:rPr>
   </w:style>
-  <w:style w:type="character" w:styleId="169">
+  <w:style w:type="character" w:styleId="855">
     <w:name w:val="Intense Reference"/>
-    <w:basedOn w:val="148"/>
+    <w:basedOn w:val="836"/>
     <w:uiPriority w:val="32"/>
     <w:qFormat/>
     <w:pPr>
@@ -30820,9 +31373,9 @@
       <w:spacing w:val="5"/>
     </w:rPr>
   </w:style>
-  <w:style w:type="character" w:styleId="171">
+  <w:style w:type="character" w:styleId="856">
     <w:name w:val="Subtle Emphasis"/>
-    <w:basedOn w:val="148"/>
+    <w:basedOn w:val="836"/>
     <w:uiPriority w:val="19"/>
     <w:qFormat/>
     <w:pPr>
@@ -30836,9 +31389,9 @@
       <w:color w:val="404040" w:themeColor="text1" w:themeTint="BF"/>
     </w:rPr>
   </w:style>
-  <w:style w:type="character" w:styleId="172">
+  <w:style w:type="character" w:styleId="857">
     <w:name w:val="Emphasis"/>
-    <w:basedOn w:val="148"/>
+    <w:basedOn w:val="836"/>
     <w:uiPriority w:val="20"/>
     <w:qFormat/>
     <w:pPr>
@@ -30851,9 +31404,9 @@
       <w:iCs/>
     </w:rPr>
   </w:style>
-  <w:style w:type="character" w:styleId="173">
+  <w:style w:type="character" w:styleId="858">
     <w:name w:val="Strong"/>
-    <w:basedOn w:val="148"/>
+    <w:basedOn w:val="836"/>
     <w:uiPriority w:val="22"/>
     <w:qFormat/>
     <w:pPr>
@@ -30866,9 +31419,9 @@
       <w:bCs/>
     </w:rPr>
   </w:style>
-  <w:style w:type="character" w:styleId="174">
+  <w:style w:type="character" w:styleId="859">
     <w:name w:val="Subtle Reference"/>
-    <w:basedOn w:val="148"/>
+    <w:basedOn w:val="836"/>
     <w:uiPriority w:val="31"/>
     <w:qFormat/>
     <w:pPr>
@@ -30881,9 +31434,9 @@
       <w:color w:val="5a5a5a" w:themeColor="text1" w:themeTint="A5"/>
     </w:rPr>
   </w:style>
-  <w:style w:type="character" w:styleId="175">
+  <w:style w:type="character" w:styleId="860">
     <w:name w:val="Book Title"/>
-    <w:basedOn w:val="148"/>
+    <w:basedOn w:val="836"/>
     <w:uiPriority w:val="33"/>
     <w:qFormat/>
     <w:pPr>
@@ -30899,10 +31452,10 @@
       <w:spacing w:val="5"/>
     </w:rPr>
   </w:style>
-  <w:style w:type="paragraph" w:styleId="176">
+  <w:style w:type="paragraph" w:styleId="861">
     <w:name w:val="Header"/>
-    <w:basedOn w:val="664"/>
-    <w:link w:val="177"/>
+    <w:basedOn w:val="886"/>
+    <w:link w:val="862"/>
     <w:uiPriority w:val="99"/>
     <w:unhideWhenUsed/>
     <w:pPr>
@@ -30915,10 +31468,10 @@
       <w:ind/>
     </w:pPr>
   </w:style>
-  <w:style w:type="character" w:styleId="177">
+  <w:style w:type="character" w:styleId="862">
     <w:name w:val="Header Char"/>
-    <w:basedOn w:val="148"/>
-    <w:link w:val="176"/>
+    <w:basedOn w:val="836"/>
+    <w:link w:val="861"/>
     <w:uiPriority w:val="99"/>
     <w:pPr>
       <w:pBdr/>
@@ -30926,10 +31479,10 @@
       <w:ind/>
     </w:pPr>
   </w:style>
-  <w:style w:type="paragraph" w:styleId="178">
+  <w:style w:type="paragraph" w:styleId="863">
     <w:name w:val="Footer"/>
-    <w:basedOn w:val="664"/>
-    <w:link w:val="179"/>
+    <w:basedOn w:val="886"/>
+    <w:link w:val="864"/>
     <w:uiPriority w:val="99"/>
     <w:unhideWhenUsed/>
     <w:pPr>
@@ -30942,10 +31495,10 @@
       <w:ind/>
     </w:pPr>
   </w:style>
-  <w:style w:type="character" w:styleId="179">
+  <w:style w:type="character" w:styleId="864">
     <w:name w:val="Footer Char"/>
-    <w:basedOn w:val="148"/>
-    <w:link w:val="178"/>
+    <w:basedOn w:val="836"/>
+    <w:link w:val="863"/>
     <w:uiPriority w:val="99"/>
     <w:pPr>
       <w:pBdr/>
@@ -30953,10 +31506,10 @@
       <w:ind/>
     </w:pPr>
   </w:style>
-  <w:style w:type="paragraph" w:styleId="180">
+  <w:style w:type="paragraph" w:styleId="865">
     <w:name w:val="Caption"/>
-    <w:basedOn w:val="664"/>
-    <w:next w:val="664"/>
+    <w:basedOn w:val="886"/>
+    <w:next w:val="886"/>
     <w:uiPriority w:val="35"/>
     <w:unhideWhenUsed/>
     <w:qFormat/>
@@ -30973,10 +31526,10 @@
       <w:szCs w:val="18"/>
     </w:rPr>
   </w:style>
-  <w:style w:type="paragraph" w:styleId="181">
+  <w:style w:type="paragraph" w:styleId="866">
     <w:name w:val="footnote text"/>
-    <w:basedOn w:val="664"/>
-    <w:link w:val="182"/>
+    <w:basedOn w:val="886"/>
+    <w:link w:val="867"/>
     <w:uiPriority w:val="99"/>
     <w:semiHidden/>
     <w:unhideWhenUsed/>
@@ -30990,10 +31543,10 @@
       <w:szCs w:val="20"/>
     </w:rPr>
   </w:style>
-  <w:style w:type="character" w:styleId="182">
+  <w:style w:type="character" w:styleId="867">
     <w:name w:val="Footnote Text Char"/>
-    <w:basedOn w:val="148"/>
-    <w:link w:val="181"/>
+    <w:basedOn w:val="836"/>
+    <w:link w:val="866"/>
     <w:uiPriority w:val="99"/>
     <w:semiHidden/>
     <w:pPr>
@@ -31006,9 +31559,9 @@
       <w:szCs w:val="20"/>
     </w:rPr>
   </w:style>
-  <w:style w:type="character" w:styleId="183">
+  <w:style w:type="character" w:styleId="868">
     <w:name w:val="footnote reference"/>
-    <w:basedOn w:val="148"/>
+    <w:basedOn w:val="836"/>
     <w:uiPriority w:val="99"/>
     <w:semiHidden/>
     <w:unhideWhenUsed/>
@@ -31021,10 +31574,10 @@
       <w:vertAlign w:val="superscript"/>
     </w:rPr>
   </w:style>
-  <w:style w:type="paragraph" w:styleId="184">
+  <w:style w:type="paragraph" w:styleId="869">
     <w:name w:val="endnote text"/>
-    <w:basedOn w:val="664"/>
-    <w:link w:val="185"/>
+    <w:basedOn w:val="886"/>
+    <w:link w:val="870"/>
     <w:uiPriority w:val="99"/>
     <w:semiHidden/>
     <w:unhideWhenUsed/>
@@ -31038,10 +31591,10 @@
       <w:szCs w:val="20"/>
     </w:rPr>
   </w:style>
-  <w:style w:type="character" w:styleId="185">
+  <w:style w:type="character" w:styleId="870">
     <w:name w:val="Endnote Text Char"/>
-    <w:basedOn w:val="148"/>
-    <w:link w:val="184"/>
+    <w:basedOn w:val="836"/>
+    <w:link w:val="869"/>
     <w:uiPriority w:val="99"/>
     <w:semiHidden/>
     <w:pPr>
@@ -31054,9 +31607,9 @@
       <w:szCs w:val="20"/>
     </w:rPr>
   </w:style>
-  <w:style w:type="character" w:styleId="186">
+  <w:style w:type="character" w:styleId="871">
     <w:name w:val="endnote reference"/>
-    <w:basedOn w:val="148"/>
+    <w:basedOn w:val="836"/>
     <w:uiPriority w:val="99"/>
     <w:semiHidden/>
     <w:unhideWhenUsed/>
@@ -31069,9 +31622,9 @@
       <w:vertAlign w:val="superscript"/>
     </w:rPr>
   </w:style>
-  <w:style w:type="character" w:styleId="187">
+  <w:style w:type="character" w:styleId="872">
     <w:name w:val="Hyperlink"/>
-    <w:basedOn w:val="148"/>
+    <w:basedOn w:val="836"/>
     <w:uiPriority w:val="99"/>
     <w:unhideWhenUsed/>
     <w:pPr>
@@ -31084,9 +31637,9 @@
       <w:u w:val="single"/>
     </w:rPr>
   </w:style>
-  <w:style w:type="character" w:styleId="188">
+  <w:style w:type="character" w:styleId="873">
     <w:name w:val="FollowedHyperlink"/>
-    <w:basedOn w:val="148"/>
+    <w:basedOn w:val="836"/>
     <w:uiPriority w:val="99"/>
     <w:semiHidden/>
     <w:unhideWhenUsed/>
@@ -31100,10 +31653,10 @@
       <w:u w:val="single"/>
     </w:rPr>
   </w:style>
-  <w:style w:type="paragraph" w:styleId="189">
+  <w:style w:type="paragraph" w:styleId="874">
     <w:name w:val="toc 1"/>
-    <w:basedOn w:val="664"/>
-    <w:next w:val="664"/>
+    <w:basedOn w:val="886"/>
+    <w:next w:val="886"/>
     <w:uiPriority w:val="39"/>
     <w:unhideWhenUsed/>
     <w:pPr>
@@ -31112,10 +31665,10 @@
       <w:ind/>
     </w:pPr>
   </w:style>
-  <w:style w:type="paragraph" w:styleId="190">
+  <w:style w:type="paragraph" w:styleId="875">
     <w:name w:val="toc 2"/>
-    <w:basedOn w:val="664"/>
-    <w:next w:val="664"/>
+    <w:basedOn w:val="886"/>
+    <w:next w:val="886"/>
     <w:uiPriority w:val="39"/>
     <w:unhideWhenUsed/>
     <w:pPr>
@@ -31124,10 +31677,10 @@
       <w:ind w:left="220"/>
     </w:pPr>
   </w:style>
-  <w:style w:type="paragraph" w:styleId="191">
+  <w:style w:type="paragraph" w:styleId="876">
     <w:name w:val="toc 3"/>
-    <w:basedOn w:val="664"/>
-    <w:next w:val="664"/>
+    <w:basedOn w:val="886"/>
+    <w:next w:val="886"/>
     <w:uiPriority w:val="39"/>
     <w:unhideWhenUsed/>
     <w:pPr>
@@ -31136,10 +31689,10 @@
       <w:ind w:left="440"/>
     </w:pPr>
   </w:style>
-  <w:style w:type="paragraph" w:styleId="192">
+  <w:style w:type="paragraph" w:styleId="877">
     <w:name w:val="toc 4"/>
-    <w:basedOn w:val="664"/>
-    <w:next w:val="664"/>
+    <w:basedOn w:val="886"/>
+    <w:next w:val="886"/>
     <w:uiPriority w:val="39"/>
     <w:unhideWhenUsed/>
     <w:pPr>
@@ -31148,10 +31701,10 @@
       <w:ind w:left="660"/>
     </w:pPr>
   </w:style>
-  <w:style w:type="paragraph" w:styleId="193">
+  <w:style w:type="paragraph" w:styleId="878">
     <w:name w:val="toc 5"/>
-    <w:basedOn w:val="664"/>
-    <w:next w:val="664"/>
+    <w:basedOn w:val="886"/>
+    <w:next w:val="886"/>
     <w:uiPriority w:val="39"/>
     <w:unhideWhenUsed/>
     <w:pPr>
@@ -31160,10 +31713,10 @@
       <w:ind w:left="880"/>
     </w:pPr>
   </w:style>
-  <w:style w:type="paragraph" w:styleId="194">
+  <w:style w:type="paragraph" w:styleId="879">
     <w:name w:val="toc 6"/>
-    <w:basedOn w:val="664"/>
-    <w:next w:val="664"/>
+    <w:basedOn w:val="886"/>
+    <w:next w:val="886"/>
     <w:uiPriority w:val="39"/>
     <w:unhideWhenUsed/>
     <w:pPr>
@@ -31172,10 +31725,10 @@
       <w:ind w:left="1100"/>
     </w:pPr>
   </w:style>
-  <w:style w:type="paragraph" w:styleId="195">
+  <w:style w:type="paragraph" w:styleId="880">
     <w:name w:val="toc 7"/>
-    <w:basedOn w:val="664"/>
-    <w:next w:val="664"/>
+    <w:basedOn w:val="886"/>
+    <w:next w:val="886"/>
     <w:uiPriority w:val="39"/>
     <w:unhideWhenUsed/>
     <w:pPr>
@@ -31184,10 +31737,10 @@
       <w:ind w:left="1320"/>
     </w:pPr>
   </w:style>
-  <w:style w:type="paragraph" w:styleId="196">
+  <w:style w:type="paragraph" w:styleId="881">
     <w:name w:val="toc 8"/>
-    <w:basedOn w:val="664"/>
-    <w:next w:val="664"/>
+    <w:basedOn w:val="886"/>
+    <w:next w:val="886"/>
     <w:uiPriority w:val="39"/>
     <w:unhideWhenUsed/>
     <w:pPr>
@@ -31196,10 +31749,10 @@
       <w:ind w:left="1540"/>
     </w:pPr>
   </w:style>
-  <w:style w:type="paragraph" w:styleId="197">
+  <w:style w:type="paragraph" w:styleId="882">
     <w:name w:val="toc 9"/>
-    <w:basedOn w:val="664"/>
-    <w:next w:val="664"/>
+    <w:basedOn w:val="886"/>
+    <w:next w:val="886"/>
     <w:uiPriority w:val="39"/>
     <w:unhideWhenUsed/>
     <w:pPr>
@@ -31208,9 +31761,9 @@
       <w:ind w:left="1760"/>
     </w:pPr>
   </w:style>
-  <w:style w:type="character" w:styleId="198">
+  <w:style w:type="character" w:styleId="883">
     <w:name w:val="Placeholder Text"/>
-    <w:basedOn w:val="148"/>
+    <w:basedOn w:val="836"/>
     <w:uiPriority w:val="99"/>
     <w:semiHidden/>
     <w:pPr>
@@ -31222,7 +31775,7 @@
       <w:color w:val="666666"/>
     </w:rPr>
   </w:style>
-  <w:style w:type="paragraph" w:styleId="208">
+  <w:style w:type="paragraph" w:styleId="884">
     <w:name w:val="TOC Heading"/>
     <w:uiPriority w:val="39"/>
     <w:unhideWhenUsed/>
@@ -31232,10 +31785,10 @@
       <w:ind/>
     </w:pPr>
   </w:style>
-  <w:style w:type="paragraph" w:styleId="209">
+  <w:style w:type="paragraph" w:styleId="885">
     <w:name w:val="table of figures"/>
-    <w:basedOn w:val="664"/>
-    <w:next w:val="664"/>
+    <w:basedOn w:val="886"/>
+    <w:next w:val="886"/>
     <w:uiPriority w:val="99"/>
     <w:unhideWhenUsed/>
     <w:pPr>
@@ -31244,7 +31797,7 @@
       <w:ind/>
     </w:pPr>
   </w:style>
-  <w:style w:type="paragraph" w:styleId="664" w:default="1">
+  <w:style w:type="paragraph" w:styleId="886" w:default="1">
     <w:name w:val="Normal"/>
     <w:qFormat/>
     <w:pPr>
@@ -31253,7 +31806,7 @@
       <w:ind/>
     </w:pPr>
   </w:style>
-  <w:style w:type="table" w:styleId="665" w:default="1">
+  <w:style w:type="table" w:styleId="887" w:default="1">
     <w:name w:val="Normal Table"/>
     <w:uiPriority w:val="99"/>
     <w:semiHidden/>
@@ -31446,7 +31999,7 @@
       </w:tcPr>
     </w:tblStylePr>
   </w:style>
-  <w:style w:type="numbering" w:styleId="666" w:default="1">
+  <w:style w:type="numbering" w:styleId="888" w:default="1">
     <w:name w:val="No List"/>
     <w:uiPriority w:val="99"/>
     <w:semiHidden/>
@@ -31457,9 +32010,9 @@
       <w:ind/>
     </w:pPr>
   </w:style>
-  <w:style w:type="paragraph" w:styleId="667">
+  <w:style w:type="paragraph" w:styleId="889">
     <w:name w:val="No Spacing"/>
-    <w:basedOn w:val="664"/>
+    <w:basedOn w:val="886"/>
     <w:uiPriority w:val="1"/>
     <w:qFormat/>
     <w:pPr>
@@ -31468,9 +32021,9 @@
       <w:ind/>
     </w:pPr>
   </w:style>
-  <w:style w:type="paragraph" w:styleId="668">
+  <w:style w:type="paragraph" w:styleId="890">
     <w:name w:val="List Paragraph"/>
-    <w:basedOn w:val="664"/>
+    <w:basedOn w:val="886"/>
     <w:uiPriority w:val="34"/>
     <w:qFormat/>
     <w:pPr>
